--- a/KUT_Project_Delivery_Playbook.docx
+++ b/KUT_Project_Delivery_Playbook.docx
@@ -18424,7 +18424,16 @@
           <w:b w:val="0"/>
           <w:i w:val="0"/>
         </w:rPr>
-        <w:t>At Deliverable D the following categories carry additional asset data. This data is captured during construction and installation. It cannot be reconstructed at close-out.</w:t>
+        <w:t>At Deliverable D, elements carry asset data in addition to the requirements above. The data is captured during construction and installation, reported monthly, and verified at the gate. It cannot be reconstructed at close-out.</w:t>
+      </w:r>
+    </w:p>
+    <w:p>
+      <w:r>
+        <w:rPr>
+          <w:b w:val="0"/>
+          <w:i w:val="0"/>
+        </w:rPr>
+        <w:t>The requirement is tiered by what the asset is. A requirement applied uniformly to every element cannot be met: a serial number on each of several thousand luminaires produces a register completed in part, which the facilities team cannot rely on for any of it. The full schedule, including the recording conventions, is at Section 14 of the BIM Execution Plan.</w:t>
       </w:r>
     </w:p>
     <w:tbl>
@@ -18435,8 +18444,9 @@
         <w:tblLook w:firstColumn="1" w:firstRow="1" w:lastColumn="0" w:lastRow="0" w:noHBand="0" w:noVBand="1" w:val="04A0"/>
       </w:tblPr>
       <w:tblGrid>
-        <w:gridCol w:w="4706"/>
-        <w:gridCol w:w="4706"/>
+        <w:gridCol w:w="3137"/>
+        <w:gridCol w:w="3137"/>
+        <w:gridCol w:w="3137"/>
       </w:tblGrid>
       <w:tr>
         <w:trPr>
@@ -18444,7 +18454,7 @@
         </w:trPr>
         <w:tc>
           <w:tcPr>
-            <w:tcW w:type="dxa" w:w="4309"/>
+            <w:tcW w:type="dxa" w:w="1814"/>
             <w:shd w:val="clear" w:fill="E8EDF3"/>
           </w:tcPr>
           <w:p>
@@ -18455,13 +18465,13 @@
                 <w:color w:val="1F3654"/>
                 <w:sz w:val="17"/>
               </w:rPr>
-              <w:t>Category</w:t>
-            </w:r>
-          </w:p>
-        </w:tc>
-        <w:tc>
-          <w:tcPr>
-            <w:tcW w:type="dxa" w:w="5102"/>
+              <w:t>Tier</w:t>
+            </w:r>
+          </w:p>
+        </w:tc>
+        <w:tc>
+          <w:tcPr>
+            <w:tcW w:type="dxa" w:w="3515"/>
             <w:shd w:val="clear" w:fill="E8EDF3"/>
           </w:tcPr>
           <w:p>
@@ -18472,7 +18482,24 @@
                 <w:color w:val="1F3654"/>
                 <w:sz w:val="17"/>
               </w:rPr>
-              <w:t>Additional data at LOD 500</w:t>
+              <w:t>What it covers</w:t>
+            </w:r>
+          </w:p>
+        </w:tc>
+        <w:tc>
+          <w:tcPr>
+            <w:tcW w:type="dxa" w:w="4082"/>
+            <w:shd w:val="clear" w:fill="E8EDF3"/>
+          </w:tcPr>
+          <w:p>
+            <w:r/>
+            <w:r>
+              <w:rPr>
+                <w:b/>
+                <w:color w:val="1F3654"/>
+                <w:sz w:val="17"/>
+              </w:rPr>
+              <w:t>Categories</w:t>
             </w:r>
           </w:p>
         </w:tc>
@@ -18480,45 +18507,67 @@
       <w:tr>
         <w:tc>
           <w:tcPr>
-            <w:tcW w:type="dxa" w:w="4309"/>
-          </w:tcPr>
-          <w:p>
-            <w:pPr>
-              <w:spacing w:after="40"/>
-            </w:pPr>
-            <w:r>
-              <w:rPr>
-                <w:sz w:val="17"/>
-              </w:rPr>
-            </w:r>
-            <w:r>
-              <w:rPr>
-                <w:b w:val="0"/>
-                <w:sz w:val="17"/>
-              </w:rPr>
-              <w:t>Mechanical equipment</w:t>
-            </w:r>
-          </w:p>
-        </w:tc>
-        <w:tc>
-          <w:tcPr>
-            <w:tcW w:type="dxa" w:w="5102"/>
-          </w:tcPr>
-          <w:p>
-            <w:pPr>
-              <w:spacing w:after="40"/>
-            </w:pPr>
-            <w:r>
-              <w:rPr>
-                <w:sz w:val="17"/>
-              </w:rPr>
-            </w:r>
-            <w:r>
-              <w:rPr>
-                <w:b w:val="0"/>
-                <w:sz w:val="17"/>
-              </w:rPr>
-              <w:t>Serial number, installation date</w:t>
+            <w:tcW w:type="dxa" w:w="1814"/>
+          </w:tcPr>
+          <w:p>
+            <w:pPr>
+              <w:spacing w:after="40"/>
+            </w:pPr>
+            <w:r>
+              <w:rPr>
+                <w:sz w:val="17"/>
+              </w:rPr>
+            </w:r>
+            <w:r>
+              <w:rPr>
+                <w:b w:val="0"/>
+                <w:sz w:val="17"/>
+              </w:rPr>
+              <w:t>A  Serialised plant</w:t>
+            </w:r>
+          </w:p>
+        </w:tc>
+        <w:tc>
+          <w:tcPr>
+            <w:tcW w:type="dxa" w:w="3515"/>
+          </w:tcPr>
+          <w:p>
+            <w:pPr>
+              <w:spacing w:after="40"/>
+            </w:pPr>
+            <w:r>
+              <w:rPr>
+                <w:sz w:val="17"/>
+              </w:rPr>
+            </w:r>
+            <w:r>
+              <w:rPr>
+                <w:b w:val="0"/>
+                <w:sz w:val="17"/>
+              </w:rPr>
+              <w:t>Individually commissioned, carries a nameplate, under a service contract or connected to the building management system</w:t>
+            </w:r>
+          </w:p>
+        </w:tc>
+        <w:tc>
+          <w:tcPr>
+            <w:tcW w:type="dxa" w:w="4082"/>
+          </w:tcPr>
+          <w:p>
+            <w:pPr>
+              <w:spacing w:after="40"/>
+            </w:pPr>
+            <w:r>
+              <w:rPr>
+                <w:sz w:val="17"/>
+              </w:rPr>
+            </w:r>
+            <w:r>
+              <w:rPr>
+                <w:b w:val="0"/>
+                <w:sz w:val="17"/>
+              </w:rPr>
+              <w:t>Mechanical equipment, electrical equipment, specialty equipment (including baptistry plant, audio-visual equipment and lift equipment)</w:t>
             </w:r>
           </w:p>
         </w:tc>
@@ -18526,45 +18575,67 @@
       <w:tr>
         <w:tc>
           <w:tcPr>
-            <w:tcW w:type="dxa" w:w="4309"/>
-          </w:tcPr>
-          <w:p>
-            <w:pPr>
-              <w:spacing w:after="40"/>
-            </w:pPr>
-            <w:r>
-              <w:rPr>
-                <w:sz w:val="17"/>
-              </w:rPr>
-            </w:r>
-            <w:r>
-              <w:rPr>
-                <w:b w:val="0"/>
-                <w:sz w:val="17"/>
-              </w:rPr>
-              <w:t>Electrical equipment</w:t>
-            </w:r>
-          </w:p>
-        </w:tc>
-        <w:tc>
-          <w:tcPr>
-            <w:tcW w:type="dxa" w:w="5102"/>
-          </w:tcPr>
-          <w:p>
-            <w:pPr>
-              <w:spacing w:after="40"/>
-            </w:pPr>
-            <w:r>
-              <w:rPr>
-                <w:sz w:val="17"/>
-              </w:rPr>
-            </w:r>
-            <w:r>
-              <w:rPr>
-                <w:b w:val="0"/>
-                <w:sz w:val="17"/>
-              </w:rPr>
-              <w:t>Serial number, installation date</w:t>
+            <w:tcW w:type="dxa" w:w="1814"/>
+          </w:tcPr>
+          <w:p>
+            <w:pPr>
+              <w:spacing w:after="40"/>
+            </w:pPr>
+            <w:r>
+              <w:rPr>
+                <w:sz w:val="17"/>
+              </w:rPr>
+            </w:r>
+            <w:r>
+              <w:rPr>
+                <w:b w:val="0"/>
+                <w:sz w:val="17"/>
+              </w:rPr>
+              <w:t>B  Maintainable devices</w:t>
+            </w:r>
+          </w:p>
+        </w:tc>
+        <w:tc>
+          <w:tcPr>
+            <w:tcW w:type="dxa" w:w="3515"/>
+          </w:tcPr>
+          <w:p>
+            <w:pPr>
+              <w:spacing w:after="40"/>
+            </w:pPr>
+            <w:r>
+              <w:rPr>
+                <w:sz w:val="17"/>
+              </w:rPr>
+            </w:r>
+            <w:r>
+              <w:rPr>
+                <w:b w:val="0"/>
+                <w:sz w:val="17"/>
+              </w:rPr>
+              <w:t>High quantity, maintained, but no meaningful individual serial number</w:t>
+            </w:r>
+          </w:p>
+        </w:tc>
+        <w:tc>
+          <w:tcPr>
+            <w:tcW w:type="dxa" w:w="4082"/>
+          </w:tcPr>
+          <w:p>
+            <w:pPr>
+              <w:spacing w:after="40"/>
+            </w:pPr>
+            <w:r>
+              <w:rPr>
+                <w:sz w:val="17"/>
+              </w:rPr>
+            </w:r>
+            <w:r>
+              <w:rPr>
+                <w:b w:val="0"/>
+                <w:sz w:val="17"/>
+              </w:rPr>
+              <w:t>Lighting fixtures, plumbing fixtures, air terminals, sprinklers, fire alarm devices, electrical fixtures</w:t>
             </w:r>
           </w:p>
         </w:tc>
@@ -18572,45 +18643,67 @@
       <w:tr>
         <w:tc>
           <w:tcPr>
-            <w:tcW w:type="dxa" w:w="4309"/>
-          </w:tcPr>
-          <w:p>
-            <w:pPr>
-              <w:spacing w:after="40"/>
-            </w:pPr>
-            <w:r>
-              <w:rPr>
-                <w:sz w:val="17"/>
-              </w:rPr>
-            </w:r>
-            <w:r>
-              <w:rPr>
-                <w:b w:val="0"/>
-                <w:sz w:val="17"/>
-              </w:rPr>
-              <w:t>Lighting fixtures</w:t>
-            </w:r>
-          </w:p>
-        </w:tc>
-        <w:tc>
-          <w:tcPr>
-            <w:tcW w:type="dxa" w:w="5102"/>
-          </w:tcPr>
-          <w:p>
-            <w:pPr>
-              <w:spacing w:after="40"/>
-            </w:pPr>
-            <w:r>
-              <w:rPr>
-                <w:sz w:val="17"/>
-              </w:rPr>
-            </w:r>
-            <w:r>
-              <w:rPr>
-                <w:b w:val="0"/>
-                <w:sz w:val="17"/>
-              </w:rPr>
-              <w:t>Serial number, installation date</w:t>
+            <w:tcW w:type="dxa" w:w="1814"/>
+          </w:tcPr>
+          <w:p>
+            <w:pPr>
+              <w:spacing w:after="40"/>
+            </w:pPr>
+            <w:r>
+              <w:rPr>
+                <w:sz w:val="17"/>
+              </w:rPr>
+            </w:r>
+            <w:r>
+              <w:rPr>
+                <w:b w:val="0"/>
+                <w:sz w:val="17"/>
+              </w:rPr>
+              <w:t>C  Warranted fabric</w:t>
+            </w:r>
+          </w:p>
+        </w:tc>
+        <w:tc>
+          <w:tcPr>
+            <w:tcW w:type="dxa" w:w="3515"/>
+          </w:tcPr>
+          <w:p>
+            <w:pPr>
+              <w:spacing w:after="40"/>
+            </w:pPr>
+            <w:r>
+              <w:rPr>
+                <w:sz w:val="17"/>
+              </w:rPr>
+            </w:r>
+            <w:r>
+              <w:rPr>
+                <w:b w:val="0"/>
+                <w:sz w:val="17"/>
+              </w:rPr>
+              <w:t>No serial number and no maintenance regime, but a warranty to claim against</w:t>
+            </w:r>
+          </w:p>
+        </w:tc>
+        <w:tc>
+          <w:tcPr>
+            <w:tcW w:type="dxa" w:w="4082"/>
+          </w:tcPr>
+          <w:p>
+            <w:pPr>
+              <w:spacing w:after="40"/>
+            </w:pPr>
+            <w:r>
+              <w:rPr>
+                <w:sz w:val="17"/>
+              </w:rPr>
+            </w:r>
+            <w:r>
+              <w:rPr>
+                <w:b w:val="0"/>
+                <w:sz w:val="17"/>
+              </w:rPr>
+              <w:t>Roofs, curtain panels and mullions, doors, windows, casework and joinery</w:t>
             </w:r>
           </w:p>
         </w:tc>
@@ -18618,45 +18711,67 @@
       <w:tr>
         <w:tc>
           <w:tcPr>
-            <w:tcW w:type="dxa" w:w="4309"/>
-          </w:tcPr>
-          <w:p>
-            <w:pPr>
-              <w:spacing w:after="40"/>
-            </w:pPr>
-            <w:r>
-              <w:rPr>
-                <w:sz w:val="17"/>
-              </w:rPr>
-            </w:r>
-            <w:r>
-              <w:rPr>
-                <w:b w:val="0"/>
-                <w:sz w:val="17"/>
-              </w:rPr>
-              <w:t>Plumbing fixtures</w:t>
-            </w:r>
-          </w:p>
-        </w:tc>
-        <w:tc>
-          <w:tcPr>
-            <w:tcW w:type="dxa" w:w="5102"/>
-          </w:tcPr>
-          <w:p>
-            <w:pPr>
-              <w:spacing w:after="40"/>
-            </w:pPr>
-            <w:r>
-              <w:rPr>
-                <w:sz w:val="17"/>
-              </w:rPr>
-            </w:r>
-            <w:r>
-              <w:rPr>
-                <w:b w:val="0"/>
-                <w:sz w:val="17"/>
-              </w:rPr>
-              <w:t>Serial number, installation date</w:t>
+            <w:tcW w:type="dxa" w:w="1814"/>
+          </w:tcPr>
+          <w:p>
+            <w:pPr>
+              <w:spacing w:after="40"/>
+            </w:pPr>
+            <w:r>
+              <w:rPr>
+                <w:sz w:val="17"/>
+              </w:rPr>
+            </w:r>
+            <w:r>
+              <w:rPr>
+                <w:b w:val="0"/>
+                <w:sz w:val="17"/>
+              </w:rPr>
+              <w:t>FF&amp;E</w:t>
+            </w:r>
+          </w:p>
+        </w:tc>
+        <w:tc>
+          <w:tcPr>
+            <w:tcW w:type="dxa" w:w="3515"/>
+          </w:tcPr>
+          <w:p>
+            <w:pPr>
+              <w:spacing w:after="40"/>
+            </w:pPr>
+            <w:r>
+              <w:rPr>
+                <w:sz w:val="17"/>
+              </w:rPr>
+            </w:r>
+            <w:r>
+              <w:rPr>
+                <w:b w:val="0"/>
+                <w:sz w:val="17"/>
+              </w:rPr>
+              <w:t>Reconciled to the FF&amp;E record</w:t>
+            </w:r>
+          </w:p>
+        </w:tc>
+        <w:tc>
+          <w:tcPr>
+            <w:tcW w:type="dxa" w:w="4082"/>
+          </w:tcPr>
+          <w:p>
+            <w:pPr>
+              <w:spacing w:after="40"/>
+            </w:pPr>
+            <w:r>
+              <w:rPr>
+                <w:sz w:val="17"/>
+              </w:rPr>
+            </w:r>
+            <w:r>
+              <w:rPr>
+                <w:b w:val="0"/>
+                <w:sz w:val="17"/>
+              </w:rPr>
+              <w:t>Furniture, furniture systems</w:t>
             </w:r>
           </w:p>
         </w:tc>
@@ -18664,45 +18779,177 @@
       <w:tr>
         <w:tc>
           <w:tcPr>
-            <w:tcW w:type="dxa" w:w="4309"/>
-          </w:tcPr>
-          <w:p>
-            <w:pPr>
-              <w:spacing w:after="40"/>
-            </w:pPr>
-            <w:r>
-              <w:rPr>
-                <w:sz w:val="17"/>
-              </w:rPr>
-            </w:r>
-            <w:r>
-              <w:rPr>
-                <w:b w:val="0"/>
-                <w:sz w:val="17"/>
-              </w:rPr>
-              <w:t>Air terminals</w:t>
-            </w:r>
-          </w:p>
-        </w:tc>
-        <w:tc>
-          <w:tcPr>
-            <w:tcW w:type="dxa" w:w="5102"/>
-          </w:tcPr>
-          <w:p>
-            <w:pPr>
-              <w:spacing w:after="40"/>
-            </w:pPr>
-            <w:r>
-              <w:rPr>
-                <w:sz w:val="17"/>
-              </w:rPr>
-            </w:r>
-            <w:r>
-              <w:rPr>
-                <w:b w:val="0"/>
-                <w:sz w:val="17"/>
-              </w:rPr>
-              <w:t>Serial number, installation date</w:t>
+            <w:tcW w:type="dxa" w:w="1814"/>
+          </w:tcPr>
+          <w:p>
+            <w:pPr>
+              <w:spacing w:after="40"/>
+            </w:pPr>
+            <w:r>
+              <w:rPr>
+                <w:sz w:val="17"/>
+              </w:rPr>
+            </w:r>
+            <w:r>
+              <w:rPr>
+                <w:b w:val="0"/>
+                <w:sz w:val="17"/>
+              </w:rPr>
+              <w:t>D  All other elements</w:t>
+            </w:r>
+          </w:p>
+        </w:tc>
+        <w:tc>
+          <w:tcPr>
+            <w:tcW w:type="dxa" w:w="3515"/>
+          </w:tcPr>
+          <w:p>
+            <w:pPr>
+              <w:spacing w:after="40"/>
+            </w:pPr>
+            <w:r>
+              <w:rPr>
+                <w:sz w:val="17"/>
+              </w:rPr>
+            </w:r>
+            <w:r>
+              <w:rPr>
+                <w:b w:val="0"/>
+                <w:sz w:val="17"/>
+              </w:rPr>
+              <w:t>Identified but not asset-managed</w:t>
+            </w:r>
+          </w:p>
+        </w:tc>
+        <w:tc>
+          <w:tcPr>
+            <w:tcW w:type="dxa" w:w="4082"/>
+          </w:tcPr>
+          <w:p>
+            <w:pPr>
+              <w:spacing w:after="40"/>
+            </w:pPr>
+            <w:r>
+              <w:rPr>
+                <w:sz w:val="17"/>
+              </w:rPr>
+            </w:r>
+            <w:r>
+              <w:rPr>
+                <w:b w:val="0"/>
+                <w:sz w:val="17"/>
+              </w:rPr>
+              <w:t>Every other category</w:t>
+            </w:r>
+          </w:p>
+        </w:tc>
+      </w:tr>
+    </w:tbl>
+    <w:p>
+      <w:pPr>
+        <w:spacing w:after="40"/>
+      </w:pPr>
+    </w:p>
+    <w:tbl>
+      <w:tblPr>
+        <w:tblStyle w:val="TableGrid"/>
+        <w:tblW w:type="auto" w:w="0"/>
+        <w:jc w:val="left"/>
+        <w:tblLook w:firstColumn="1" w:firstRow="1" w:lastColumn="0" w:lastRow="0" w:noHBand="0" w:noVBand="1" w:val="04A0"/>
+      </w:tblPr>
+      <w:tblGrid>
+        <w:gridCol w:w="1882"/>
+        <w:gridCol w:w="1882"/>
+        <w:gridCol w:w="1882"/>
+        <w:gridCol w:w="1882"/>
+        <w:gridCol w:w="1882"/>
+      </w:tblGrid>
+      <w:tr>
+        <w:trPr>
+          <w:tblHeader/>
+        </w:trPr>
+        <w:tc>
+          <w:tcPr>
+            <w:tcW w:type="dxa" w:w="3742"/>
+            <w:shd w:val="clear" w:fill="E8EDF3"/>
+          </w:tcPr>
+          <w:p>
+            <w:r/>
+            <w:r>
+              <w:rPr>
+                <w:b/>
+                <w:color w:val="1F3654"/>
+                <w:sz w:val="16"/>
+              </w:rPr>
+              <w:t>Data</w:t>
+            </w:r>
+          </w:p>
+        </w:tc>
+        <w:tc>
+          <w:tcPr>
+            <w:tcW w:type="dxa" w:w="1361"/>
+            <w:shd w:val="clear" w:fill="E8EDF3"/>
+          </w:tcPr>
+          <w:p>
+            <w:r/>
+            <w:r>
+              <w:rPr>
+                <w:b/>
+                <w:color w:val="1F3654"/>
+                <w:sz w:val="16"/>
+              </w:rPr>
+              <w:t>A</w:t>
+            </w:r>
+          </w:p>
+        </w:tc>
+        <w:tc>
+          <w:tcPr>
+            <w:tcW w:type="dxa" w:w="2268"/>
+            <w:shd w:val="clear" w:fill="E8EDF3"/>
+          </w:tcPr>
+          <w:p>
+            <w:r/>
+            <w:r>
+              <w:rPr>
+                <w:b/>
+                <w:color w:val="1F3654"/>
+                <w:sz w:val="16"/>
+              </w:rPr>
+              <w:t>B</w:t>
+            </w:r>
+          </w:p>
+        </w:tc>
+        <w:tc>
+          <w:tcPr>
+            <w:tcW w:type="dxa" w:w="1361"/>
+            <w:shd w:val="clear" w:fill="E8EDF3"/>
+          </w:tcPr>
+          <w:p>
+            <w:r/>
+            <w:r>
+              <w:rPr>
+                <w:b/>
+                <w:color w:val="1F3654"/>
+                <w:sz w:val="16"/>
+              </w:rPr>
+              <w:t>C</w:t>
+            </w:r>
+          </w:p>
+        </w:tc>
+        <w:tc>
+          <w:tcPr>
+            <w:tcW w:type="dxa" w:w="1020"/>
+            <w:shd w:val="clear" w:fill="E8EDF3"/>
+          </w:tcPr>
+          <w:p>
+            <w:r/>
+            <w:r>
+              <w:rPr>
+                <w:b/>
+                <w:color w:val="1F3654"/>
+                <w:sz w:val="16"/>
+              </w:rPr>
+              <w:t>FF&amp;E</w:t>
             </w:r>
           </w:p>
         </w:tc>
@@ -18710,45 +18957,111 @@
       <w:tr>
         <w:tc>
           <w:tcPr>
-            <w:tcW w:type="dxa" w:w="4309"/>
-          </w:tcPr>
-          <w:p>
-            <w:pPr>
-              <w:spacing w:after="40"/>
-            </w:pPr>
-            <w:r>
-              <w:rPr>
-                <w:sz w:val="17"/>
-              </w:rPr>
-            </w:r>
-            <w:r>
-              <w:rPr>
-                <w:b w:val="0"/>
-                <w:sz w:val="17"/>
-              </w:rPr>
-              <w:t>Sprinklers</w:t>
-            </w:r>
-          </w:p>
-        </w:tc>
-        <w:tc>
-          <w:tcPr>
-            <w:tcW w:type="dxa" w:w="5102"/>
-          </w:tcPr>
-          <w:p>
-            <w:pPr>
-              <w:spacing w:after="40"/>
-            </w:pPr>
-            <w:r>
-              <w:rPr>
-                <w:sz w:val="17"/>
-              </w:rPr>
-            </w:r>
-            <w:r>
-              <w:rPr>
-                <w:b w:val="0"/>
-                <w:sz w:val="17"/>
-              </w:rPr>
-              <w:t>Serial number, installation date</w:t>
+            <w:tcW w:type="dxa" w:w="3742"/>
+          </w:tcPr>
+          <w:p>
+            <w:pPr>
+              <w:spacing w:after="40"/>
+            </w:pPr>
+            <w:r>
+              <w:rPr>
+                <w:sz w:val="16"/>
+              </w:rPr>
+            </w:r>
+            <w:r>
+              <w:rPr>
+                <w:b w:val="0"/>
+                <w:sz w:val="16"/>
+              </w:rPr>
+              <w:t>Asset identifier</w:t>
+            </w:r>
+          </w:p>
+        </w:tc>
+        <w:tc>
+          <w:tcPr>
+            <w:tcW w:type="dxa" w:w="1361"/>
+          </w:tcPr>
+          <w:p>
+            <w:pPr>
+              <w:spacing w:after="40"/>
+            </w:pPr>
+            <w:r>
+              <w:rPr>
+                <w:sz w:val="16"/>
+              </w:rPr>
+            </w:r>
+            <w:r>
+              <w:rPr>
+                <w:b w:val="0"/>
+                <w:sz w:val="16"/>
+              </w:rPr>
+              <w:t>Yes</w:t>
+            </w:r>
+          </w:p>
+        </w:tc>
+        <w:tc>
+          <w:tcPr>
+            <w:tcW w:type="dxa" w:w="2268"/>
+          </w:tcPr>
+          <w:p>
+            <w:pPr>
+              <w:spacing w:after="40"/>
+            </w:pPr>
+            <w:r>
+              <w:rPr>
+                <w:sz w:val="16"/>
+              </w:rPr>
+            </w:r>
+            <w:r>
+              <w:rPr>
+                <w:b w:val="0"/>
+                <w:sz w:val="16"/>
+              </w:rPr>
+              <w:t>Yes</w:t>
+            </w:r>
+          </w:p>
+        </w:tc>
+        <w:tc>
+          <w:tcPr>
+            <w:tcW w:type="dxa" w:w="1361"/>
+          </w:tcPr>
+          <w:p>
+            <w:pPr>
+              <w:spacing w:after="40"/>
+            </w:pPr>
+            <w:r>
+              <w:rPr>
+                <w:sz w:val="16"/>
+              </w:rPr>
+            </w:r>
+            <w:r>
+              <w:rPr>
+                <w:b w:val="0"/>
+                <w:sz w:val="16"/>
+              </w:rPr>
+              <w:t>Yes</w:t>
+            </w:r>
+          </w:p>
+        </w:tc>
+        <w:tc>
+          <w:tcPr>
+            <w:tcW w:type="dxa" w:w="1020"/>
+          </w:tcPr>
+          <w:p>
+            <w:pPr>
+              <w:spacing w:after="40"/>
+            </w:pPr>
+            <w:r>
+              <w:rPr>
+                <w:sz w:val="16"/>
+              </w:rPr>
+            </w:r>
+            <w:r>
+              <w:rPr>
+                <w:b w:val="0"/>
+                <w:sz w:val="16"/>
+              </w:rPr>
+              <w:t>Yes</w:t>
             </w:r>
           </w:p>
         </w:tc>
@@ -18756,45 +19069,111 @@
       <w:tr>
         <w:tc>
           <w:tcPr>
-            <w:tcW w:type="dxa" w:w="4309"/>
-          </w:tcPr>
-          <w:p>
-            <w:pPr>
-              <w:spacing w:after="40"/>
-            </w:pPr>
-            <w:r>
-              <w:rPr>
-                <w:sz w:val="17"/>
-              </w:rPr>
-            </w:r>
-            <w:r>
-              <w:rPr>
-                <w:b w:val="0"/>
-                <w:sz w:val="17"/>
-              </w:rPr>
-              <w:t>Fire alarm devices</w:t>
-            </w:r>
-          </w:p>
-        </w:tc>
-        <w:tc>
-          <w:tcPr>
-            <w:tcW w:type="dxa" w:w="5102"/>
-          </w:tcPr>
-          <w:p>
-            <w:pPr>
-              <w:spacing w:after="40"/>
-            </w:pPr>
-            <w:r>
-              <w:rPr>
-                <w:sz w:val="17"/>
-              </w:rPr>
-            </w:r>
-            <w:r>
-              <w:rPr>
-                <w:b w:val="0"/>
-                <w:sz w:val="17"/>
-              </w:rPr>
-              <w:t>Serial number, installation date</w:t>
+            <w:tcW w:type="dxa" w:w="3742"/>
+          </w:tcPr>
+          <w:p>
+            <w:pPr>
+              <w:spacing w:after="40"/>
+            </w:pPr>
+            <w:r>
+              <w:rPr>
+                <w:sz w:val="16"/>
+              </w:rPr>
+            </w:r>
+            <w:r>
+              <w:rPr>
+                <w:b w:val="0"/>
+                <w:sz w:val="16"/>
+              </w:rPr>
+              <w:t>Manufacturer and model reference</w:t>
+            </w:r>
+          </w:p>
+        </w:tc>
+        <w:tc>
+          <w:tcPr>
+            <w:tcW w:type="dxa" w:w="1361"/>
+          </w:tcPr>
+          <w:p>
+            <w:pPr>
+              <w:spacing w:after="40"/>
+            </w:pPr>
+            <w:r>
+              <w:rPr>
+                <w:sz w:val="16"/>
+              </w:rPr>
+            </w:r>
+            <w:r>
+              <w:rPr>
+                <w:b w:val="0"/>
+                <w:sz w:val="16"/>
+              </w:rPr>
+              <w:t>Yes</w:t>
+            </w:r>
+          </w:p>
+        </w:tc>
+        <w:tc>
+          <w:tcPr>
+            <w:tcW w:type="dxa" w:w="2268"/>
+          </w:tcPr>
+          <w:p>
+            <w:pPr>
+              <w:spacing w:after="40"/>
+            </w:pPr>
+            <w:r>
+              <w:rPr>
+                <w:sz w:val="16"/>
+              </w:rPr>
+            </w:r>
+            <w:r>
+              <w:rPr>
+                <w:b w:val="0"/>
+                <w:sz w:val="16"/>
+              </w:rPr>
+              <w:t>Yes</w:t>
+            </w:r>
+          </w:p>
+        </w:tc>
+        <w:tc>
+          <w:tcPr>
+            <w:tcW w:type="dxa" w:w="1361"/>
+          </w:tcPr>
+          <w:p>
+            <w:pPr>
+              <w:spacing w:after="40"/>
+            </w:pPr>
+            <w:r>
+              <w:rPr>
+                <w:sz w:val="16"/>
+              </w:rPr>
+            </w:r>
+            <w:r>
+              <w:rPr>
+                <w:b w:val="0"/>
+                <w:sz w:val="16"/>
+              </w:rPr>
+              <w:t>—</w:t>
+            </w:r>
+          </w:p>
+        </w:tc>
+        <w:tc>
+          <w:tcPr>
+            <w:tcW w:type="dxa" w:w="1020"/>
+          </w:tcPr>
+          <w:p>
+            <w:pPr>
+              <w:spacing w:after="40"/>
+            </w:pPr>
+            <w:r>
+              <w:rPr>
+                <w:sz w:val="16"/>
+              </w:rPr>
+            </w:r>
+            <w:r>
+              <w:rPr>
+                <w:b w:val="0"/>
+                <w:sz w:val="16"/>
+              </w:rPr>
+              <w:t>Yes</w:t>
             </w:r>
           </w:p>
         </w:tc>
@@ -18802,45 +19181,111 @@
       <w:tr>
         <w:tc>
           <w:tcPr>
-            <w:tcW w:type="dxa" w:w="4309"/>
-          </w:tcPr>
-          <w:p>
-            <w:pPr>
-              <w:spacing w:after="40"/>
-            </w:pPr>
-            <w:r>
-              <w:rPr>
-                <w:sz w:val="17"/>
-              </w:rPr>
-            </w:r>
-            <w:r>
-              <w:rPr>
-                <w:b w:val="0"/>
-                <w:sz w:val="17"/>
-              </w:rPr>
-              <w:t>Specialty equipment</w:t>
-            </w:r>
-          </w:p>
-        </w:tc>
-        <w:tc>
-          <w:tcPr>
-            <w:tcW w:type="dxa" w:w="5102"/>
-          </w:tcPr>
-          <w:p>
-            <w:pPr>
-              <w:spacing w:after="40"/>
-            </w:pPr>
-            <w:r>
-              <w:rPr>
-                <w:sz w:val="17"/>
-              </w:rPr>
-            </w:r>
-            <w:r>
-              <w:rPr>
-                <w:b w:val="0"/>
-                <w:sz w:val="17"/>
-              </w:rPr>
-              <w:t>Serial number, installation date</w:t>
+            <w:tcW w:type="dxa" w:w="3742"/>
+          </w:tcPr>
+          <w:p>
+            <w:pPr>
+              <w:spacing w:after="40"/>
+            </w:pPr>
+            <w:r>
+              <w:rPr>
+                <w:sz w:val="16"/>
+              </w:rPr>
+            </w:r>
+            <w:r>
+              <w:rPr>
+                <w:b w:val="0"/>
+                <w:sz w:val="16"/>
+              </w:rPr>
+              <w:t>Unique asset reference</w:t>
+            </w:r>
+          </w:p>
+        </w:tc>
+        <w:tc>
+          <w:tcPr>
+            <w:tcW w:type="dxa" w:w="1361"/>
+          </w:tcPr>
+          <w:p>
+            <w:pPr>
+              <w:spacing w:after="40"/>
+            </w:pPr>
+            <w:r>
+              <w:rPr>
+                <w:sz w:val="16"/>
+              </w:rPr>
+            </w:r>
+            <w:r>
+              <w:rPr>
+                <w:b w:val="0"/>
+                <w:sz w:val="16"/>
+              </w:rPr>
+              <w:t>Yes</w:t>
+            </w:r>
+          </w:p>
+        </w:tc>
+        <w:tc>
+          <w:tcPr>
+            <w:tcW w:type="dxa" w:w="2268"/>
+          </w:tcPr>
+          <w:p>
+            <w:pPr>
+              <w:spacing w:after="40"/>
+            </w:pPr>
+            <w:r>
+              <w:rPr>
+                <w:sz w:val="16"/>
+              </w:rPr>
+            </w:r>
+            <w:r>
+              <w:rPr>
+                <w:b w:val="0"/>
+                <w:sz w:val="16"/>
+              </w:rPr>
+              <w:t>—</w:t>
+            </w:r>
+          </w:p>
+        </w:tc>
+        <w:tc>
+          <w:tcPr>
+            <w:tcW w:type="dxa" w:w="1361"/>
+          </w:tcPr>
+          <w:p>
+            <w:pPr>
+              <w:spacing w:after="40"/>
+            </w:pPr>
+            <w:r>
+              <w:rPr>
+                <w:sz w:val="16"/>
+              </w:rPr>
+            </w:r>
+            <w:r>
+              <w:rPr>
+                <w:b w:val="0"/>
+                <w:sz w:val="16"/>
+              </w:rPr>
+              <w:t>—</w:t>
+            </w:r>
+          </w:p>
+        </w:tc>
+        <w:tc>
+          <w:tcPr>
+            <w:tcW w:type="dxa" w:w="1020"/>
+          </w:tcPr>
+          <w:p>
+            <w:pPr>
+              <w:spacing w:after="40"/>
+            </w:pPr>
+            <w:r>
+              <w:rPr>
+                <w:sz w:val="16"/>
+              </w:rPr>
+            </w:r>
+            <w:r>
+              <w:rPr>
+                <w:b w:val="0"/>
+                <w:sz w:val="16"/>
+              </w:rPr>
+              <w:t>—</w:t>
             </w:r>
           </w:p>
         </w:tc>
@@ -18848,45 +19293,111 @@
       <w:tr>
         <w:tc>
           <w:tcPr>
-            <w:tcW w:type="dxa" w:w="4309"/>
-          </w:tcPr>
-          <w:p>
-            <w:pPr>
-              <w:spacing w:after="40"/>
-            </w:pPr>
-            <w:r>
-              <w:rPr>
-                <w:sz w:val="17"/>
-              </w:rPr>
-            </w:r>
-            <w:r>
-              <w:rPr>
-                <w:b w:val="0"/>
-                <w:sz w:val="17"/>
-              </w:rPr>
-              <w:t>Furniture</w:t>
-            </w:r>
-          </w:p>
-        </w:tc>
-        <w:tc>
-          <w:tcPr>
-            <w:tcW w:type="dxa" w:w="5102"/>
-          </w:tcPr>
-          <w:p>
-            <w:pPr>
-              <w:spacing w:after="40"/>
-            </w:pPr>
-            <w:r>
-              <w:rPr>
-                <w:sz w:val="17"/>
-              </w:rPr>
-            </w:r>
-            <w:r>
-              <w:rPr>
-                <w:b w:val="0"/>
-                <w:sz w:val="17"/>
-              </w:rPr>
-              <w:t>Installation date, FF&amp;E reference</w:t>
+            <w:tcW w:type="dxa" w:w="3742"/>
+          </w:tcPr>
+          <w:p>
+            <w:pPr>
+              <w:spacing w:after="40"/>
+            </w:pPr>
+            <w:r>
+              <w:rPr>
+                <w:sz w:val="16"/>
+              </w:rPr>
+            </w:r>
+            <w:r>
+              <w:rPr>
+                <w:b w:val="0"/>
+                <w:sz w:val="16"/>
+              </w:rPr>
+              <w:t>Serial number</w:t>
+            </w:r>
+          </w:p>
+        </w:tc>
+        <w:tc>
+          <w:tcPr>
+            <w:tcW w:type="dxa" w:w="1361"/>
+          </w:tcPr>
+          <w:p>
+            <w:pPr>
+              <w:spacing w:after="40"/>
+            </w:pPr>
+            <w:r>
+              <w:rPr>
+                <w:sz w:val="16"/>
+              </w:rPr>
+            </w:r>
+            <w:r>
+              <w:rPr>
+                <w:b w:val="0"/>
+                <w:sz w:val="16"/>
+              </w:rPr>
+              <w:t>Yes</w:t>
+            </w:r>
+          </w:p>
+        </w:tc>
+        <w:tc>
+          <w:tcPr>
+            <w:tcW w:type="dxa" w:w="2268"/>
+          </w:tcPr>
+          <w:p>
+            <w:pPr>
+              <w:spacing w:after="40"/>
+            </w:pPr>
+            <w:r>
+              <w:rPr>
+                <w:sz w:val="16"/>
+              </w:rPr>
+            </w:r>
+            <w:r>
+              <w:rPr>
+                <w:b w:val="0"/>
+                <w:sz w:val="16"/>
+              </w:rPr>
+              <w:t>—</w:t>
+            </w:r>
+          </w:p>
+        </w:tc>
+        <w:tc>
+          <w:tcPr>
+            <w:tcW w:type="dxa" w:w="1361"/>
+          </w:tcPr>
+          <w:p>
+            <w:pPr>
+              <w:spacing w:after="40"/>
+            </w:pPr>
+            <w:r>
+              <w:rPr>
+                <w:sz w:val="16"/>
+              </w:rPr>
+            </w:r>
+            <w:r>
+              <w:rPr>
+                <w:b w:val="0"/>
+                <w:sz w:val="16"/>
+              </w:rPr>
+              <w:t>—</w:t>
+            </w:r>
+          </w:p>
+        </w:tc>
+        <w:tc>
+          <w:tcPr>
+            <w:tcW w:type="dxa" w:w="1020"/>
+          </w:tcPr>
+          <w:p>
+            <w:pPr>
+              <w:spacing w:after="40"/>
+            </w:pPr>
+            <w:r>
+              <w:rPr>
+                <w:sz w:val="16"/>
+              </w:rPr>
+            </w:r>
+            <w:r>
+              <w:rPr>
+                <w:b w:val="0"/>
+                <w:sz w:val="16"/>
+              </w:rPr>
+              <w:t>—</w:t>
             </w:r>
           </w:p>
         </w:tc>
@@ -18894,45 +19405,1231 @@
       <w:tr>
         <w:tc>
           <w:tcPr>
-            <w:tcW w:type="dxa" w:w="4309"/>
-          </w:tcPr>
-          <w:p>
-            <w:pPr>
-              <w:spacing w:after="40"/>
-            </w:pPr>
-            <w:r>
-              <w:rPr>
-                <w:sz w:val="17"/>
-              </w:rPr>
-            </w:r>
-            <w:r>
-              <w:rPr>
-                <w:b w:val="0"/>
-                <w:sz w:val="17"/>
-              </w:rPr>
-              <w:t>Furniture systems</w:t>
-            </w:r>
-          </w:p>
-        </w:tc>
-        <w:tc>
-          <w:tcPr>
-            <w:tcW w:type="dxa" w:w="5102"/>
-          </w:tcPr>
-          <w:p>
-            <w:pPr>
-              <w:spacing w:after="40"/>
-            </w:pPr>
-            <w:r>
-              <w:rPr>
-                <w:sz w:val="17"/>
-              </w:rPr>
-            </w:r>
-            <w:r>
-              <w:rPr>
-                <w:b w:val="0"/>
-                <w:sz w:val="17"/>
-              </w:rPr>
-              <w:t>Installation date, FF&amp;E reference</w:t>
+            <w:tcW w:type="dxa" w:w="3742"/>
+          </w:tcPr>
+          <w:p>
+            <w:pPr>
+              <w:spacing w:after="40"/>
+            </w:pPr>
+            <w:r>
+              <w:rPr>
+                <w:sz w:val="16"/>
+              </w:rPr>
+            </w:r>
+            <w:r>
+              <w:rPr>
+                <w:b w:val="0"/>
+                <w:sz w:val="16"/>
+              </w:rPr>
+              <w:t>Loop and address</w:t>
+            </w:r>
+          </w:p>
+        </w:tc>
+        <w:tc>
+          <w:tcPr>
+            <w:tcW w:type="dxa" w:w="1361"/>
+          </w:tcPr>
+          <w:p>
+            <w:pPr>
+              <w:spacing w:after="40"/>
+            </w:pPr>
+            <w:r>
+              <w:rPr>
+                <w:sz w:val="16"/>
+              </w:rPr>
+            </w:r>
+            <w:r>
+              <w:rPr>
+                <w:b w:val="0"/>
+                <w:sz w:val="16"/>
+              </w:rPr>
+              <w:t>—</w:t>
+            </w:r>
+          </w:p>
+        </w:tc>
+        <w:tc>
+          <w:tcPr>
+            <w:tcW w:type="dxa" w:w="2268"/>
+          </w:tcPr>
+          <w:p>
+            <w:pPr>
+              <w:spacing w:after="40"/>
+            </w:pPr>
+            <w:r>
+              <w:rPr>
+                <w:sz w:val="16"/>
+              </w:rPr>
+            </w:r>
+            <w:r>
+              <w:rPr>
+                <w:b w:val="0"/>
+                <w:sz w:val="16"/>
+              </w:rPr>
+              <w:t>Fire alarm devices only</w:t>
+            </w:r>
+          </w:p>
+        </w:tc>
+        <w:tc>
+          <w:tcPr>
+            <w:tcW w:type="dxa" w:w="1361"/>
+          </w:tcPr>
+          <w:p>
+            <w:pPr>
+              <w:spacing w:after="40"/>
+            </w:pPr>
+            <w:r>
+              <w:rPr>
+                <w:sz w:val="16"/>
+              </w:rPr>
+            </w:r>
+            <w:r>
+              <w:rPr>
+                <w:b w:val="0"/>
+                <w:sz w:val="16"/>
+              </w:rPr>
+              <w:t>—</w:t>
+            </w:r>
+          </w:p>
+        </w:tc>
+        <w:tc>
+          <w:tcPr>
+            <w:tcW w:type="dxa" w:w="1020"/>
+          </w:tcPr>
+          <w:p>
+            <w:pPr>
+              <w:spacing w:after="40"/>
+            </w:pPr>
+            <w:r>
+              <w:rPr>
+                <w:sz w:val="16"/>
+              </w:rPr>
+            </w:r>
+            <w:r>
+              <w:rPr>
+                <w:b w:val="0"/>
+                <w:sz w:val="16"/>
+              </w:rPr>
+              <w:t>—</w:t>
+            </w:r>
+          </w:p>
+        </w:tc>
+      </w:tr>
+      <w:tr>
+        <w:tc>
+          <w:tcPr>
+            <w:tcW w:type="dxa" w:w="3742"/>
+          </w:tcPr>
+          <w:p>
+            <w:pPr>
+              <w:spacing w:after="40"/>
+            </w:pPr>
+            <w:r>
+              <w:rPr>
+                <w:sz w:val="16"/>
+              </w:rPr>
+            </w:r>
+            <w:r>
+              <w:rPr>
+                <w:b w:val="0"/>
+                <w:sz w:val="16"/>
+              </w:rPr>
+              <w:t>Installation date</w:t>
+            </w:r>
+          </w:p>
+        </w:tc>
+        <w:tc>
+          <w:tcPr>
+            <w:tcW w:type="dxa" w:w="1361"/>
+          </w:tcPr>
+          <w:p>
+            <w:pPr>
+              <w:spacing w:after="40"/>
+            </w:pPr>
+            <w:r>
+              <w:rPr>
+                <w:sz w:val="16"/>
+              </w:rPr>
+            </w:r>
+            <w:r>
+              <w:rPr>
+                <w:b w:val="0"/>
+                <w:sz w:val="16"/>
+              </w:rPr>
+              <w:t>Yes</w:t>
+            </w:r>
+          </w:p>
+        </w:tc>
+        <w:tc>
+          <w:tcPr>
+            <w:tcW w:type="dxa" w:w="2268"/>
+          </w:tcPr>
+          <w:p>
+            <w:pPr>
+              <w:spacing w:after="40"/>
+            </w:pPr>
+            <w:r>
+              <w:rPr>
+                <w:sz w:val="16"/>
+              </w:rPr>
+            </w:r>
+            <w:r>
+              <w:rPr>
+                <w:b w:val="0"/>
+                <w:sz w:val="16"/>
+              </w:rPr>
+              <w:t>Yes</w:t>
+            </w:r>
+          </w:p>
+        </w:tc>
+        <w:tc>
+          <w:tcPr>
+            <w:tcW w:type="dxa" w:w="1361"/>
+          </w:tcPr>
+          <w:p>
+            <w:pPr>
+              <w:spacing w:after="40"/>
+            </w:pPr>
+            <w:r>
+              <w:rPr>
+                <w:sz w:val="16"/>
+              </w:rPr>
+            </w:r>
+            <w:r>
+              <w:rPr>
+                <w:b w:val="0"/>
+                <w:sz w:val="16"/>
+              </w:rPr>
+              <w:t>Yes</w:t>
+            </w:r>
+          </w:p>
+        </w:tc>
+        <w:tc>
+          <w:tcPr>
+            <w:tcW w:type="dxa" w:w="1020"/>
+          </w:tcPr>
+          <w:p>
+            <w:pPr>
+              <w:spacing w:after="40"/>
+            </w:pPr>
+            <w:r>
+              <w:rPr>
+                <w:sz w:val="16"/>
+              </w:rPr>
+            </w:r>
+            <w:r>
+              <w:rPr>
+                <w:b w:val="0"/>
+                <w:sz w:val="16"/>
+              </w:rPr>
+              <w:t>Yes</w:t>
+            </w:r>
+          </w:p>
+        </w:tc>
+      </w:tr>
+      <w:tr>
+        <w:tc>
+          <w:tcPr>
+            <w:tcW w:type="dxa" w:w="3742"/>
+          </w:tcPr>
+          <w:p>
+            <w:pPr>
+              <w:spacing w:after="40"/>
+            </w:pPr>
+            <w:r>
+              <w:rPr>
+                <w:sz w:val="16"/>
+              </w:rPr>
+            </w:r>
+            <w:r>
+              <w:rPr>
+                <w:b w:val="0"/>
+                <w:sz w:val="16"/>
+              </w:rPr>
+              <w:t>Supplier</w:t>
+            </w:r>
+          </w:p>
+        </w:tc>
+        <w:tc>
+          <w:tcPr>
+            <w:tcW w:type="dxa" w:w="1361"/>
+          </w:tcPr>
+          <w:p>
+            <w:pPr>
+              <w:spacing w:after="40"/>
+            </w:pPr>
+            <w:r>
+              <w:rPr>
+                <w:sz w:val="16"/>
+              </w:rPr>
+            </w:r>
+            <w:r>
+              <w:rPr>
+                <w:b w:val="0"/>
+                <w:sz w:val="16"/>
+              </w:rPr>
+              <w:t>Yes</w:t>
+            </w:r>
+          </w:p>
+        </w:tc>
+        <w:tc>
+          <w:tcPr>
+            <w:tcW w:type="dxa" w:w="2268"/>
+          </w:tcPr>
+          <w:p>
+            <w:pPr>
+              <w:spacing w:after="40"/>
+            </w:pPr>
+            <w:r>
+              <w:rPr>
+                <w:sz w:val="16"/>
+              </w:rPr>
+            </w:r>
+            <w:r>
+              <w:rPr>
+                <w:b w:val="0"/>
+                <w:sz w:val="16"/>
+              </w:rPr>
+              <w:t>Yes</w:t>
+            </w:r>
+          </w:p>
+        </w:tc>
+        <w:tc>
+          <w:tcPr>
+            <w:tcW w:type="dxa" w:w="1361"/>
+          </w:tcPr>
+          <w:p>
+            <w:pPr>
+              <w:spacing w:after="40"/>
+            </w:pPr>
+            <w:r>
+              <w:rPr>
+                <w:sz w:val="16"/>
+              </w:rPr>
+            </w:r>
+            <w:r>
+              <w:rPr>
+                <w:b w:val="0"/>
+                <w:sz w:val="16"/>
+              </w:rPr>
+              <w:t>Yes</w:t>
+            </w:r>
+          </w:p>
+        </w:tc>
+        <w:tc>
+          <w:tcPr>
+            <w:tcW w:type="dxa" w:w="1020"/>
+          </w:tcPr>
+          <w:p>
+            <w:pPr>
+              <w:spacing w:after="40"/>
+            </w:pPr>
+            <w:r>
+              <w:rPr>
+                <w:sz w:val="16"/>
+              </w:rPr>
+            </w:r>
+            <w:r>
+              <w:rPr>
+                <w:b w:val="0"/>
+                <w:sz w:val="16"/>
+              </w:rPr>
+              <w:t>Yes</w:t>
+            </w:r>
+          </w:p>
+        </w:tc>
+      </w:tr>
+      <w:tr>
+        <w:tc>
+          <w:tcPr>
+            <w:tcW w:type="dxa" w:w="3742"/>
+          </w:tcPr>
+          <w:p>
+            <w:pPr>
+              <w:spacing w:after="40"/>
+            </w:pPr>
+            <w:r>
+              <w:rPr>
+                <w:sz w:val="16"/>
+              </w:rPr>
+            </w:r>
+            <w:r>
+              <w:rPr>
+                <w:b w:val="0"/>
+                <w:sz w:val="16"/>
+              </w:rPr>
+              <w:t>Warranty guarantor</w:t>
+            </w:r>
+          </w:p>
+        </w:tc>
+        <w:tc>
+          <w:tcPr>
+            <w:tcW w:type="dxa" w:w="1361"/>
+          </w:tcPr>
+          <w:p>
+            <w:pPr>
+              <w:spacing w:after="40"/>
+            </w:pPr>
+            <w:r>
+              <w:rPr>
+                <w:sz w:val="16"/>
+              </w:rPr>
+            </w:r>
+            <w:r>
+              <w:rPr>
+                <w:b w:val="0"/>
+                <w:sz w:val="16"/>
+              </w:rPr>
+              <w:t>Yes</w:t>
+            </w:r>
+          </w:p>
+        </w:tc>
+        <w:tc>
+          <w:tcPr>
+            <w:tcW w:type="dxa" w:w="2268"/>
+          </w:tcPr>
+          <w:p>
+            <w:pPr>
+              <w:spacing w:after="40"/>
+            </w:pPr>
+            <w:r>
+              <w:rPr>
+                <w:sz w:val="16"/>
+              </w:rPr>
+            </w:r>
+            <w:r>
+              <w:rPr>
+                <w:b w:val="0"/>
+                <w:sz w:val="16"/>
+              </w:rPr>
+              <w:t>—</w:t>
+            </w:r>
+          </w:p>
+        </w:tc>
+        <w:tc>
+          <w:tcPr>
+            <w:tcW w:type="dxa" w:w="1361"/>
+          </w:tcPr>
+          <w:p>
+            <w:pPr>
+              <w:spacing w:after="40"/>
+            </w:pPr>
+            <w:r>
+              <w:rPr>
+                <w:sz w:val="16"/>
+              </w:rPr>
+            </w:r>
+            <w:r>
+              <w:rPr>
+                <w:b w:val="0"/>
+                <w:sz w:val="16"/>
+              </w:rPr>
+              <w:t>Yes</w:t>
+            </w:r>
+          </w:p>
+        </w:tc>
+        <w:tc>
+          <w:tcPr>
+            <w:tcW w:type="dxa" w:w="1020"/>
+          </w:tcPr>
+          <w:p>
+            <w:pPr>
+              <w:spacing w:after="40"/>
+            </w:pPr>
+            <w:r>
+              <w:rPr>
+                <w:sz w:val="16"/>
+              </w:rPr>
+            </w:r>
+            <w:r>
+              <w:rPr>
+                <w:b w:val="0"/>
+                <w:sz w:val="16"/>
+              </w:rPr>
+              <w:t>—</w:t>
+            </w:r>
+          </w:p>
+        </w:tc>
+      </w:tr>
+      <w:tr>
+        <w:tc>
+          <w:tcPr>
+            <w:tcW w:type="dxa" w:w="3742"/>
+          </w:tcPr>
+          <w:p>
+            <w:pPr>
+              <w:spacing w:after="40"/>
+            </w:pPr>
+            <w:r>
+              <w:rPr>
+                <w:sz w:val="16"/>
+              </w:rPr>
+            </w:r>
+            <w:r>
+              <w:rPr>
+                <w:b w:val="0"/>
+                <w:sz w:val="16"/>
+              </w:rPr>
+              <w:t>Warranty duration</w:t>
+            </w:r>
+          </w:p>
+        </w:tc>
+        <w:tc>
+          <w:tcPr>
+            <w:tcW w:type="dxa" w:w="1361"/>
+          </w:tcPr>
+          <w:p>
+            <w:pPr>
+              <w:spacing w:after="40"/>
+            </w:pPr>
+            <w:r>
+              <w:rPr>
+                <w:sz w:val="16"/>
+              </w:rPr>
+            </w:r>
+            <w:r>
+              <w:rPr>
+                <w:b w:val="0"/>
+                <w:sz w:val="16"/>
+              </w:rPr>
+              <w:t>Yes</w:t>
+            </w:r>
+          </w:p>
+        </w:tc>
+        <w:tc>
+          <w:tcPr>
+            <w:tcW w:type="dxa" w:w="2268"/>
+          </w:tcPr>
+          <w:p>
+            <w:pPr>
+              <w:spacing w:after="40"/>
+            </w:pPr>
+            <w:r>
+              <w:rPr>
+                <w:sz w:val="16"/>
+              </w:rPr>
+            </w:r>
+            <w:r>
+              <w:rPr>
+                <w:b w:val="0"/>
+                <w:sz w:val="16"/>
+              </w:rPr>
+              <w:t>Yes</w:t>
+            </w:r>
+          </w:p>
+        </w:tc>
+        <w:tc>
+          <w:tcPr>
+            <w:tcW w:type="dxa" w:w="1361"/>
+          </w:tcPr>
+          <w:p>
+            <w:pPr>
+              <w:spacing w:after="40"/>
+            </w:pPr>
+            <w:r>
+              <w:rPr>
+                <w:sz w:val="16"/>
+              </w:rPr>
+            </w:r>
+            <w:r>
+              <w:rPr>
+                <w:b w:val="0"/>
+                <w:sz w:val="16"/>
+              </w:rPr>
+              <w:t>Yes</w:t>
+            </w:r>
+          </w:p>
+        </w:tc>
+        <w:tc>
+          <w:tcPr>
+            <w:tcW w:type="dxa" w:w="1020"/>
+          </w:tcPr>
+          <w:p>
+            <w:pPr>
+              <w:spacing w:after="40"/>
+            </w:pPr>
+            <w:r>
+              <w:rPr>
+                <w:sz w:val="16"/>
+              </w:rPr>
+            </w:r>
+            <w:r>
+              <w:rPr>
+                <w:b w:val="0"/>
+                <w:sz w:val="16"/>
+              </w:rPr>
+              <w:t>Yes</w:t>
+            </w:r>
+          </w:p>
+        </w:tc>
+      </w:tr>
+      <w:tr>
+        <w:tc>
+          <w:tcPr>
+            <w:tcW w:type="dxa" w:w="3742"/>
+          </w:tcPr>
+          <w:p>
+            <w:pPr>
+              <w:spacing w:after="40"/>
+            </w:pPr>
+            <w:r>
+              <w:rPr>
+                <w:sz w:val="16"/>
+              </w:rPr>
+            </w:r>
+            <w:r>
+              <w:rPr>
+                <w:b w:val="0"/>
+                <w:sz w:val="16"/>
+              </w:rPr>
+              <w:t>Warranty expiry date</w:t>
+            </w:r>
+          </w:p>
+        </w:tc>
+        <w:tc>
+          <w:tcPr>
+            <w:tcW w:type="dxa" w:w="1361"/>
+          </w:tcPr>
+          <w:p>
+            <w:pPr>
+              <w:spacing w:after="40"/>
+            </w:pPr>
+            <w:r>
+              <w:rPr>
+                <w:sz w:val="16"/>
+              </w:rPr>
+            </w:r>
+            <w:r>
+              <w:rPr>
+                <w:b w:val="0"/>
+                <w:sz w:val="16"/>
+              </w:rPr>
+              <w:t>Yes</w:t>
+            </w:r>
+          </w:p>
+        </w:tc>
+        <w:tc>
+          <w:tcPr>
+            <w:tcW w:type="dxa" w:w="2268"/>
+          </w:tcPr>
+          <w:p>
+            <w:pPr>
+              <w:spacing w:after="40"/>
+            </w:pPr>
+            <w:r>
+              <w:rPr>
+                <w:sz w:val="16"/>
+              </w:rPr>
+            </w:r>
+            <w:r>
+              <w:rPr>
+                <w:b w:val="0"/>
+                <w:sz w:val="16"/>
+              </w:rPr>
+              <w:t>—</w:t>
+            </w:r>
+          </w:p>
+        </w:tc>
+        <w:tc>
+          <w:tcPr>
+            <w:tcW w:type="dxa" w:w="1361"/>
+          </w:tcPr>
+          <w:p>
+            <w:pPr>
+              <w:spacing w:after="40"/>
+            </w:pPr>
+            <w:r>
+              <w:rPr>
+                <w:sz w:val="16"/>
+              </w:rPr>
+            </w:r>
+            <w:r>
+              <w:rPr>
+                <w:b w:val="0"/>
+                <w:sz w:val="16"/>
+              </w:rPr>
+              <w:t>Yes</w:t>
+            </w:r>
+          </w:p>
+        </w:tc>
+        <w:tc>
+          <w:tcPr>
+            <w:tcW w:type="dxa" w:w="1020"/>
+          </w:tcPr>
+          <w:p>
+            <w:pPr>
+              <w:spacing w:after="40"/>
+            </w:pPr>
+            <w:r>
+              <w:rPr>
+                <w:sz w:val="16"/>
+              </w:rPr>
+            </w:r>
+            <w:r>
+              <w:rPr>
+                <w:b w:val="0"/>
+                <w:sz w:val="16"/>
+              </w:rPr>
+              <w:t>—</w:t>
+            </w:r>
+          </w:p>
+        </w:tc>
+      </w:tr>
+      <w:tr>
+        <w:tc>
+          <w:tcPr>
+            <w:tcW w:type="dxa" w:w="3742"/>
+          </w:tcPr>
+          <w:p>
+            <w:pPr>
+              <w:spacing w:after="40"/>
+            </w:pPr>
+            <w:r>
+              <w:rPr>
+                <w:sz w:val="16"/>
+              </w:rPr>
+            </w:r>
+            <w:r>
+              <w:rPr>
+                <w:b w:val="0"/>
+                <w:sz w:val="16"/>
+              </w:rPr>
+              <w:t>Expected service life</w:t>
+            </w:r>
+          </w:p>
+        </w:tc>
+        <w:tc>
+          <w:tcPr>
+            <w:tcW w:type="dxa" w:w="1361"/>
+          </w:tcPr>
+          <w:p>
+            <w:pPr>
+              <w:spacing w:after="40"/>
+            </w:pPr>
+            <w:r>
+              <w:rPr>
+                <w:sz w:val="16"/>
+              </w:rPr>
+            </w:r>
+            <w:r>
+              <w:rPr>
+                <w:b w:val="0"/>
+                <w:sz w:val="16"/>
+              </w:rPr>
+              <w:t>Yes</w:t>
+            </w:r>
+          </w:p>
+        </w:tc>
+        <w:tc>
+          <w:tcPr>
+            <w:tcW w:type="dxa" w:w="2268"/>
+          </w:tcPr>
+          <w:p>
+            <w:pPr>
+              <w:spacing w:after="40"/>
+            </w:pPr>
+            <w:r>
+              <w:rPr>
+                <w:sz w:val="16"/>
+              </w:rPr>
+            </w:r>
+            <w:r>
+              <w:rPr>
+                <w:b w:val="0"/>
+                <w:sz w:val="16"/>
+              </w:rPr>
+              <w:t>Yes</w:t>
+            </w:r>
+          </w:p>
+        </w:tc>
+        <w:tc>
+          <w:tcPr>
+            <w:tcW w:type="dxa" w:w="1361"/>
+          </w:tcPr>
+          <w:p>
+            <w:pPr>
+              <w:spacing w:after="40"/>
+            </w:pPr>
+            <w:r>
+              <w:rPr>
+                <w:sz w:val="16"/>
+              </w:rPr>
+            </w:r>
+            <w:r>
+              <w:rPr>
+                <w:b w:val="0"/>
+                <w:sz w:val="16"/>
+              </w:rPr>
+              <w:t>—</w:t>
+            </w:r>
+          </w:p>
+        </w:tc>
+        <w:tc>
+          <w:tcPr>
+            <w:tcW w:type="dxa" w:w="1020"/>
+          </w:tcPr>
+          <w:p>
+            <w:pPr>
+              <w:spacing w:after="40"/>
+            </w:pPr>
+            <w:r>
+              <w:rPr>
+                <w:sz w:val="16"/>
+              </w:rPr>
+            </w:r>
+            <w:r>
+              <w:rPr>
+                <w:b w:val="0"/>
+                <w:sz w:val="16"/>
+              </w:rPr>
+              <w:t>—</w:t>
+            </w:r>
+          </w:p>
+        </w:tc>
+      </w:tr>
+      <w:tr>
+        <w:tc>
+          <w:tcPr>
+            <w:tcW w:type="dxa" w:w="3742"/>
+          </w:tcPr>
+          <w:p>
+            <w:pPr>
+              <w:spacing w:after="40"/>
+            </w:pPr>
+            <w:r>
+              <w:rPr>
+                <w:sz w:val="16"/>
+              </w:rPr>
+            </w:r>
+            <w:r>
+              <w:rPr>
+                <w:b w:val="0"/>
+                <w:sz w:val="16"/>
+              </w:rPr>
+              <w:t>Maintenance interval</w:t>
+            </w:r>
+          </w:p>
+        </w:tc>
+        <w:tc>
+          <w:tcPr>
+            <w:tcW w:type="dxa" w:w="1361"/>
+          </w:tcPr>
+          <w:p>
+            <w:pPr>
+              <w:spacing w:after="40"/>
+            </w:pPr>
+            <w:r>
+              <w:rPr>
+                <w:sz w:val="16"/>
+              </w:rPr>
+            </w:r>
+            <w:r>
+              <w:rPr>
+                <w:b w:val="0"/>
+                <w:sz w:val="16"/>
+              </w:rPr>
+              <w:t>Yes</w:t>
+            </w:r>
+          </w:p>
+        </w:tc>
+        <w:tc>
+          <w:tcPr>
+            <w:tcW w:type="dxa" w:w="2268"/>
+          </w:tcPr>
+          <w:p>
+            <w:pPr>
+              <w:spacing w:after="40"/>
+            </w:pPr>
+            <w:r>
+              <w:rPr>
+                <w:sz w:val="16"/>
+              </w:rPr>
+            </w:r>
+            <w:r>
+              <w:rPr>
+                <w:b w:val="0"/>
+                <w:sz w:val="16"/>
+              </w:rPr>
+              <w:t>—</w:t>
+            </w:r>
+          </w:p>
+        </w:tc>
+        <w:tc>
+          <w:tcPr>
+            <w:tcW w:type="dxa" w:w="1361"/>
+          </w:tcPr>
+          <w:p>
+            <w:pPr>
+              <w:spacing w:after="40"/>
+            </w:pPr>
+            <w:r>
+              <w:rPr>
+                <w:sz w:val="16"/>
+              </w:rPr>
+            </w:r>
+            <w:r>
+              <w:rPr>
+                <w:b w:val="0"/>
+                <w:sz w:val="16"/>
+              </w:rPr>
+              <w:t>—</w:t>
+            </w:r>
+          </w:p>
+        </w:tc>
+        <w:tc>
+          <w:tcPr>
+            <w:tcW w:type="dxa" w:w="1020"/>
+          </w:tcPr>
+          <w:p>
+            <w:pPr>
+              <w:spacing w:after="40"/>
+            </w:pPr>
+            <w:r>
+              <w:rPr>
+                <w:sz w:val="16"/>
+              </w:rPr>
+            </w:r>
+            <w:r>
+              <w:rPr>
+                <w:b w:val="0"/>
+                <w:sz w:val="16"/>
+              </w:rPr>
+              <w:t>—</w:t>
+            </w:r>
+          </w:p>
+        </w:tc>
+      </w:tr>
+      <w:tr>
+        <w:tc>
+          <w:tcPr>
+            <w:tcW w:type="dxa" w:w="3742"/>
+          </w:tcPr>
+          <w:p>
+            <w:pPr>
+              <w:spacing w:after="40"/>
+            </w:pPr>
+            <w:r>
+              <w:rPr>
+                <w:sz w:val="16"/>
+              </w:rPr>
+            </w:r>
+            <w:r>
+              <w:rPr>
+                <w:b w:val="0"/>
+                <w:sz w:val="16"/>
+              </w:rPr>
+              <w:t>Recommended spares</w:t>
+            </w:r>
+          </w:p>
+        </w:tc>
+        <w:tc>
+          <w:tcPr>
+            <w:tcW w:type="dxa" w:w="1361"/>
+          </w:tcPr>
+          <w:p>
+            <w:pPr>
+              <w:spacing w:after="40"/>
+            </w:pPr>
+            <w:r>
+              <w:rPr>
+                <w:sz w:val="16"/>
+              </w:rPr>
+            </w:r>
+            <w:r>
+              <w:rPr>
+                <w:b w:val="0"/>
+                <w:sz w:val="16"/>
+              </w:rPr>
+              <w:t>Yes</w:t>
+            </w:r>
+          </w:p>
+        </w:tc>
+        <w:tc>
+          <w:tcPr>
+            <w:tcW w:type="dxa" w:w="2268"/>
+          </w:tcPr>
+          <w:p>
+            <w:pPr>
+              <w:spacing w:after="40"/>
+            </w:pPr>
+            <w:r>
+              <w:rPr>
+                <w:sz w:val="16"/>
+              </w:rPr>
+            </w:r>
+            <w:r>
+              <w:rPr>
+                <w:b w:val="0"/>
+                <w:sz w:val="16"/>
+              </w:rPr>
+              <w:t>—</w:t>
+            </w:r>
+          </w:p>
+        </w:tc>
+        <w:tc>
+          <w:tcPr>
+            <w:tcW w:type="dxa" w:w="1361"/>
+          </w:tcPr>
+          <w:p>
+            <w:pPr>
+              <w:spacing w:after="40"/>
+            </w:pPr>
+            <w:r>
+              <w:rPr>
+                <w:sz w:val="16"/>
+              </w:rPr>
+            </w:r>
+            <w:r>
+              <w:rPr>
+                <w:b w:val="0"/>
+                <w:sz w:val="16"/>
+              </w:rPr>
+              <w:t>—</w:t>
+            </w:r>
+          </w:p>
+        </w:tc>
+        <w:tc>
+          <w:tcPr>
+            <w:tcW w:type="dxa" w:w="1020"/>
+          </w:tcPr>
+          <w:p>
+            <w:pPr>
+              <w:spacing w:after="40"/>
+            </w:pPr>
+            <w:r>
+              <w:rPr>
+                <w:sz w:val="16"/>
+              </w:rPr>
+            </w:r>
+            <w:r>
+              <w:rPr>
+                <w:b w:val="0"/>
+                <w:sz w:val="16"/>
+              </w:rPr>
+              <w:t>—</w:t>
+            </w:r>
+          </w:p>
+        </w:tc>
+      </w:tr>
+      <w:tr>
+        <w:tc>
+          <w:tcPr>
+            <w:tcW w:type="dxa" w:w="3742"/>
+          </w:tcPr>
+          <w:p>
+            <w:pPr>
+              <w:spacing w:after="40"/>
+            </w:pPr>
+            <w:r>
+              <w:rPr>
+                <w:sz w:val="16"/>
+              </w:rPr>
+            </w:r>
+            <w:r>
+              <w:rPr>
+                <w:b w:val="0"/>
+                <w:sz w:val="16"/>
+              </w:rPr>
+              <w:t>Commissioning date</w:t>
+            </w:r>
+          </w:p>
+        </w:tc>
+        <w:tc>
+          <w:tcPr>
+            <w:tcW w:type="dxa" w:w="1361"/>
+          </w:tcPr>
+          <w:p>
+            <w:pPr>
+              <w:spacing w:after="40"/>
+            </w:pPr>
+            <w:r>
+              <w:rPr>
+                <w:sz w:val="16"/>
+              </w:rPr>
+            </w:r>
+            <w:r>
+              <w:rPr>
+                <w:b w:val="0"/>
+                <w:sz w:val="16"/>
+              </w:rPr>
+              <w:t>Yes</w:t>
+            </w:r>
+          </w:p>
+        </w:tc>
+        <w:tc>
+          <w:tcPr>
+            <w:tcW w:type="dxa" w:w="2268"/>
+          </w:tcPr>
+          <w:p>
+            <w:pPr>
+              <w:spacing w:after="40"/>
+            </w:pPr>
+            <w:r>
+              <w:rPr>
+                <w:sz w:val="16"/>
+              </w:rPr>
+            </w:r>
+            <w:r>
+              <w:rPr>
+                <w:b w:val="0"/>
+                <w:sz w:val="16"/>
+              </w:rPr>
+              <w:t>—</w:t>
+            </w:r>
+          </w:p>
+        </w:tc>
+        <w:tc>
+          <w:tcPr>
+            <w:tcW w:type="dxa" w:w="1361"/>
+          </w:tcPr>
+          <w:p>
+            <w:pPr>
+              <w:spacing w:after="40"/>
+            </w:pPr>
+            <w:r>
+              <w:rPr>
+                <w:sz w:val="16"/>
+              </w:rPr>
+            </w:r>
+            <w:r>
+              <w:rPr>
+                <w:b w:val="0"/>
+                <w:sz w:val="16"/>
+              </w:rPr>
+              <w:t>—</w:t>
+            </w:r>
+          </w:p>
+        </w:tc>
+        <w:tc>
+          <w:tcPr>
+            <w:tcW w:type="dxa" w:w="1020"/>
+          </w:tcPr>
+          <w:p>
+            <w:pPr>
+              <w:spacing w:after="40"/>
+            </w:pPr>
+            <w:r>
+              <w:rPr>
+                <w:sz w:val="16"/>
+              </w:rPr>
+            </w:r>
+            <w:r>
+              <w:rPr>
+                <w:b w:val="0"/>
+                <w:sz w:val="16"/>
+              </w:rPr>
+              <w:t>—</w:t>
+            </w:r>
+          </w:p>
+        </w:tc>
+      </w:tr>
+      <w:tr>
+        <w:tc>
+          <w:tcPr>
+            <w:tcW w:type="dxa" w:w="3742"/>
+          </w:tcPr>
+          <w:p>
+            <w:pPr>
+              <w:spacing w:after="40"/>
+            </w:pPr>
+            <w:r>
+              <w:rPr>
+                <w:sz w:val="16"/>
+              </w:rPr>
+            </w:r>
+            <w:r>
+              <w:rPr>
+                <w:b w:val="0"/>
+                <w:sz w:val="16"/>
+              </w:rPr>
+              <w:t>FF&amp;E reference</w:t>
+            </w:r>
+          </w:p>
+        </w:tc>
+        <w:tc>
+          <w:tcPr>
+            <w:tcW w:type="dxa" w:w="1361"/>
+          </w:tcPr>
+          <w:p>
+            <w:pPr>
+              <w:spacing w:after="40"/>
+            </w:pPr>
+            <w:r>
+              <w:rPr>
+                <w:sz w:val="16"/>
+              </w:rPr>
+            </w:r>
+            <w:r>
+              <w:rPr>
+                <w:b w:val="0"/>
+                <w:sz w:val="16"/>
+              </w:rPr>
+              <w:t>—</w:t>
+            </w:r>
+          </w:p>
+        </w:tc>
+        <w:tc>
+          <w:tcPr>
+            <w:tcW w:type="dxa" w:w="2268"/>
+          </w:tcPr>
+          <w:p>
+            <w:pPr>
+              <w:spacing w:after="40"/>
+            </w:pPr>
+            <w:r>
+              <w:rPr>
+                <w:sz w:val="16"/>
+              </w:rPr>
+            </w:r>
+            <w:r>
+              <w:rPr>
+                <w:b w:val="0"/>
+                <w:sz w:val="16"/>
+              </w:rPr>
+              <w:t>—</w:t>
+            </w:r>
+          </w:p>
+        </w:tc>
+        <w:tc>
+          <w:tcPr>
+            <w:tcW w:type="dxa" w:w="1361"/>
+          </w:tcPr>
+          <w:p>
+            <w:pPr>
+              <w:spacing w:after="40"/>
+            </w:pPr>
+            <w:r>
+              <w:rPr>
+                <w:sz w:val="16"/>
+              </w:rPr>
+            </w:r>
+            <w:r>
+              <w:rPr>
+                <w:b w:val="0"/>
+                <w:sz w:val="16"/>
+              </w:rPr>
+              <w:t>—</w:t>
+            </w:r>
+          </w:p>
+        </w:tc>
+        <w:tc>
+          <w:tcPr>
+            <w:tcW w:type="dxa" w:w="1020"/>
+          </w:tcPr>
+          <w:p>
+            <w:pPr>
+              <w:spacing w:after="40"/>
+            </w:pPr>
+            <w:r>
+              <w:rPr>
+                <w:sz w:val="16"/>
+              </w:rPr>
+            </w:r>
+            <w:r>
+              <w:rPr>
+                <w:b w:val="0"/>
+                <w:sz w:val="16"/>
+              </w:rPr>
+              <w:t>Yes</w:t>
             </w:r>
           </w:p>
         </w:tc>
@@ -18971,6 +20668,102 @@
                 <w:color w:val="1F3654"/>
                 <w:sz w:val="17"/>
               </w:rPr>
+              <w:t>FIRE ALARM DEVICES</w:t>
+            </w:r>
+          </w:p>
+          <w:p>
+            <w:r>
+              <w:rPr>
+                <w:b w:val="0"/>
+                <w:sz w:val="19"/>
+              </w:rPr>
+              <w:t>Fire alarm devices carry loop and address in place of a serial number. That is the identifier the cause-and-effect schedule, the panel and future maintenance actually use.</w:t>
+            </w:r>
+          </w:p>
+        </w:tc>
+      </w:tr>
+    </w:tbl>
+    <w:p>
+      <w:pPr>
+        <w:spacing w:after="40"/>
+      </w:pPr>
+    </w:p>
+    <w:tbl>
+      <w:tblPr>
+        <w:tblW w:type="auto" w:w="0"/>
+        <w:jc w:val="left"/>
+        <w:tblLook w:firstColumn="1" w:firstRow="1" w:lastColumn="0" w:lastRow="0" w:noHBand="0" w:noVBand="1" w:val="04A0"/>
+      </w:tblPr>
+      <w:tblGrid>
+        <w:gridCol w:w="9412"/>
+      </w:tblGrid>
+      <w:tr>
+        <w:tc>
+          <w:tcPr>
+            <w:tcW w:type="dxa" w:w="9412"/>
+            <w:shd w:val="clear" w:fill="F4F6F9"/>
+            <w:tcMar>
+              <w:top w:w="100" w:type="dxa"/>
+              <w:start w:w="140" w:type="dxa"/>
+              <w:bottom w:w="100" w:type="dxa"/>
+              <w:end w:w="140" w:type="dxa"/>
+            </w:tcMar>
+          </w:tcPr>
+          <w:p>
+            <w:r>
+              <w:rPr>
+                <w:b/>
+                <w:color w:val="1F3654"/>
+                <w:sz w:val="17"/>
+              </w:rPr>
+              <w:t>CONVENTIONS</w:t>
+            </w:r>
+          </w:p>
+          <w:p>
+            <w:r>
+              <w:rPr>
+                <w:b w:val="0"/>
+                <w:sz w:val="19"/>
+              </w:rPr>
+              <w:t>Dates are recorded as YYYY-MM-DD. Warranty durations are whole years, with parts and labour recorded separately where they differ. Warranty EXPIRY is recorded rather than start: it is the date that triggers action, and the duration is captured alongside it so the start remains derivable.</w:t>
+            </w:r>
+          </w:p>
+        </w:tc>
+      </w:tr>
+    </w:tbl>
+    <w:p>
+      <w:pPr>
+        <w:spacing w:after="40"/>
+      </w:pPr>
+    </w:p>
+    <w:tbl>
+      <w:tblPr>
+        <w:tblW w:type="auto" w:w="0"/>
+        <w:jc w:val="left"/>
+        <w:tblLook w:firstColumn="1" w:firstRow="1" w:lastColumn="0" w:lastRow="0" w:noHBand="0" w:noVBand="1" w:val="04A0"/>
+      </w:tblPr>
+      <w:tblGrid>
+        <w:gridCol w:w="9412"/>
+      </w:tblGrid>
+      <w:tr>
+        <w:tc>
+          <w:tcPr>
+            <w:tcW w:type="dxa" w:w="9412"/>
+            <w:shd w:val="clear" w:fill="F4F6F9"/>
+            <w:tcMar>
+              <w:top w:w="100" w:type="dxa"/>
+              <w:start w:w="140" w:type="dxa"/>
+              <w:bottom w:w="100" w:type="dxa"/>
+              <w:end w:w="140" w:type="dxa"/>
+            </w:tcMar>
+          </w:tcPr>
+          <w:p>
+            <w:r>
+              <w:rPr>
+                <w:b/>
+                <w:color w:val="1F3654"/>
+                <w:sz w:val="17"/>
+              </w:rPr>
               <w:t>PROGRAMME REQUIREMENT</w:t>
             </w:r>
           </w:p>
@@ -18980,7 +20773,7 @@
                 <w:b w:val="0"/>
                 <w:sz w:val="19"/>
               </w:rPr>
-              <w:t>Capture of serial numbers and installation dates begins at Stage 3.1 and is reported monthly from the first month of construction. A programme that leaves this to Stage 3.3 will not achieve Deliverable D within the 60-day period following furniture installation.</w:t>
+              <w:t>Capture begins at Stage 3.1 and is reported monthly by tier and by volume from the first month of construction, so a shortfall is visible while the installer is still on site. A tier below 95 per cent at the Deliverable D gate is a gate failure, not an observation. A programme that leaves this to Stage 3.3 will not achieve Deliverable D within the 60-day period following furniture installation.</w:t>
             </w:r>
           </w:p>
         </w:tc>

--- a/KUT_Project_Delivery_Playbook.docx
+++ b/KUT_Project_Delivery_Playbook.docx
@@ -91,7 +91,7 @@
               <w:rPr>
                 <w:sz w:val="18"/>
               </w:rPr>
-              <w:t>KUT-PLN-ZZ-ZZ-RP-Z-0002</w:t>
+              <w:t>KUT-SMB-ZZ-ZZ-RP-Z-0002</w:t>
             </w:r>
           </w:p>
         </w:tc>
@@ -181,7 +181,7 @@
               <w:rPr>
                 <w:sz w:val="18"/>
               </w:rPr>
-              <w:t>Planscape Consulting Engineers Ltd</w:t>
+              <w:t>Symbion Consulting Group Studios</w:t>
             </w:r>
           </w:p>
         </w:tc>
@@ -889,7 +889,7 @@
                 <w:b w:val="0"/>
                 <w:sz w:val="17"/>
               </w:rPr>
-              <w:t>Planscape Consulting Engineers Ltd</w:t>
+              <w:t>Symbion Consulting Group Studios</w:t>
             </w:r>
           </w:p>
         </w:tc>
@@ -3367,7 +3367,7 @@
                 <w:b w:val="0"/>
                 <w:sz w:val="17"/>
               </w:rPr>
-              <w:t>Planscape Consulting Engineers Ltd</w:t>
+              <w:t>Symbion Consulting Group Studios</w:t>
             </w:r>
           </w:p>
         </w:tc>
@@ -6152,7 +6152,7 @@
                 <w:b w:val="0"/>
                 <w:sz w:val="17"/>
               </w:rPr>
-              <w:t>Planscape</w:t>
+              <w:t>Symbion</w:t>
             </w:r>
           </w:p>
         </w:tc>
@@ -11124,7 +11124,7 @@
                 <w:b w:val="0"/>
                 <w:sz w:val="17"/>
               </w:rPr>
-              <w:t>Planscape Consulting Engineers Ltd</w:t>
+              <w:t>Symbion Consulting Group Studios</w:t>
             </w:r>
           </w:p>
         </w:tc>
@@ -14941,7 +14941,7 @@
                 <w:b w:val="0"/>
                 <w:sz w:val="17"/>
               </w:rPr>
-              <w:t>KUT-PLN-ZZ-ZZ-M3-Z-0001</w:t>
+              <w:t>KUT-SMB-ZZ-ZZ-M3-Z-0001</w:t>
             </w:r>
           </w:p>
         </w:tc>
@@ -14987,7 +14987,7 @@
                 <w:b w:val="0"/>
                 <w:sz w:val="17"/>
               </w:rPr>
-              <w:t>KUT-PLN-ZZ-ZZ-CR-Z-0007</w:t>
+              <w:t>KUT-SMB-ZZ-ZZ-CR-Z-0007</w:t>
             </w:r>
           </w:p>
         </w:tc>

--- a/KUT_Project_Delivery_Playbook.docx
+++ b/KUT_Project_Delivery_Playbook.docx
@@ -5332,7 +5332,7 @@
                 <w:b w:val="0"/>
                 <w:sz w:val="17"/>
               </w:rPr>
-              <w:t>M9 to M10</w:t>
+              <w:t>M9 to M11</w:t>
             </w:r>
           </w:p>
         </w:tc>
@@ -5668,7 +5668,7 @@
                 <w:b w:val="0"/>
                 <w:sz w:val="17"/>
               </w:rPr>
-              <w:t>M40 to M43</w:t>
+              <w:t>M44 to M47</w:t>
             </w:r>
           </w:p>
         </w:tc>
@@ -5780,7 +5780,7 @@
                 <w:b w:val="0"/>
                 <w:sz w:val="17"/>
               </w:rPr>
-              <w:t>M44 to M45</w:t>
+              <w:t>M48 to M49</w:t>
             </w:r>
           </w:p>
         </w:tc>
@@ -22624,7 +22624,7 @@
         <w:pStyle w:val="Heading2"/>
       </w:pPr>
       <w:r>
-        <w:t>8.7  Stage 3.2 — FF&amp;E installation (M40 to M43)</w:t>
+        <w:t>8.7  Stage 3.2 — FF&amp;E installation (M44 to M47)</w:t>
       </w:r>
     </w:p>
     <w:p>
@@ -22641,7 +22641,7 @@
         <w:pStyle w:val="Heading2"/>
       </w:pPr>
       <w:r>
-        <w:t>8.8  Stage 3.3 — Close-out, Deliverable D (M44 to M45, LOD 500)</w:t>
+        <w:t>8.8  Stage 3.3 — Close-out, Deliverable D (M48 to M49, LOD 500)</w:t>
       </w:r>
     </w:p>
     <w:p>

--- a/KUT_Project_Delivery_Playbook.docx
+++ b/KUT_Project_Delivery_Playbook.docx
@@ -12688,6 +12688,96 @@
                 <w:sz w:val="17"/>
               </w:rPr>
               <w:t>Clash or coordination report</w:t>
+            </w:r>
+          </w:p>
+        </w:tc>
+      </w:tr>
+      <w:tr>
+        <w:tc>
+          <w:tcPr>
+            <w:tcW w:type="dxa" w:w="1134"/>
+          </w:tcPr>
+          <w:p>
+            <w:pPr>
+              <w:spacing w:after="40"/>
+            </w:pPr>
+            <w:r>
+              <w:rPr>
+                <w:sz w:val="17"/>
+              </w:rPr>
+            </w:r>
+            <w:r>
+              <w:rPr>
+                <w:b w:val="0"/>
+                <w:sz w:val="17"/>
+              </w:rPr>
+              <w:t>TR</w:t>
+            </w:r>
+          </w:p>
+        </w:tc>
+        <w:tc>
+          <w:tcPr>
+            <w:tcW w:type="dxa" w:w="3572"/>
+          </w:tcPr>
+          <w:p>
+            <w:pPr>
+              <w:spacing w:after="40"/>
+            </w:pPr>
+            <w:r>
+              <w:rPr>
+                <w:sz w:val="17"/>
+              </w:rPr>
+            </w:r>
+            <w:r>
+              <w:rPr>
+                <w:b w:val="0"/>
+                <w:sz w:val="17"/>
+              </w:rPr>
+              <w:t>Transmittal or notice</w:t>
+            </w:r>
+          </w:p>
+        </w:tc>
+        <w:tc>
+          <w:tcPr>
+            <w:tcW w:type="dxa" w:w="1134"/>
+          </w:tcPr>
+          <w:p>
+            <w:pPr>
+              <w:spacing w:after="40"/>
+            </w:pPr>
+            <w:r>
+              <w:rPr>
+                <w:sz w:val="17"/>
+              </w:rPr>
+            </w:r>
+            <w:r>
+              <w:rPr>
+                <w:b w:val="0"/>
+                <w:sz w:val="17"/>
+              </w:rPr>
+              <w:t>BQ</w:t>
+            </w:r>
+          </w:p>
+        </w:tc>
+        <w:tc>
+          <w:tcPr>
+            <w:tcW w:type="dxa" w:w="3572"/>
+          </w:tcPr>
+          <w:p>
+            <w:pPr>
+              <w:spacing w:after="40"/>
+            </w:pPr>
+            <w:r>
+              <w:rPr>
+                <w:sz w:val="17"/>
+              </w:rPr>
+            </w:r>
+            <w:r>
+              <w:rPr>
+                <w:b w:val="0"/>
+                <w:sz w:val="17"/>
+              </w:rPr>
+              <w:t>Bill of quantities</w:t>
             </w:r>
           </w:p>
         </w:tc>

--- a/KUT_Project_Delivery_Playbook.docx
+++ b/KUT_Project_Delivery_Playbook.docx
@@ -20653,7 +20653,7 @@
                 <w:b w:val="0"/>
                 <w:sz w:val="16"/>
               </w:rPr>
-              <w:t>—</w:t>
+              <w:t>Specialty equipment only</w:t>
             </w:r>
           </w:p>
         </w:tc>
@@ -20675,7 +20675,7 @@
                 <w:b w:val="0"/>
                 <w:sz w:val="16"/>
               </w:rPr>
-              <w:t>—</w:t>
+              <w:t>Lighting fixtures and plumbing fixtures only</w:t>
             </w:r>
           </w:p>
         </w:tc>
@@ -20697,7 +20697,7 @@
                 <w:b w:val="0"/>
                 <w:sz w:val="16"/>
               </w:rPr>
-              <w:t>—</w:t>
+              <w:t>Casework only</w:t>
             </w:r>
           </w:p>
         </w:tc>

--- a/KUT_Project_Delivery_Playbook.docx
+++ b/KUT_Project_Delivery_Playbook.docx
@@ -5332,7 +5332,7 @@
                 <w:b w:val="0"/>
                 <w:sz w:val="17"/>
               </w:rPr>
-              <w:t>M9 to M10</w:t>
+              <w:t>M9 to M11</w:t>
             </w:r>
           </w:p>
         </w:tc>
@@ -5668,7 +5668,7 @@
                 <w:b w:val="0"/>
                 <w:sz w:val="17"/>
               </w:rPr>
-              <w:t>M40 to M43</w:t>
+              <w:t>M44 to M47</w:t>
             </w:r>
           </w:p>
         </w:tc>
@@ -5780,7 +5780,7 @@
                 <w:b w:val="0"/>
                 <w:sz w:val="17"/>
               </w:rPr>
-              <w:t>M44 to M45</w:t>
+              <w:t>M48 to M49</w:t>
             </w:r>
           </w:p>
         </w:tc>
@@ -12688,6 +12688,96 @@
                 <w:sz w:val="17"/>
               </w:rPr>
               <w:t>Clash or coordination report</w:t>
+            </w:r>
+          </w:p>
+        </w:tc>
+      </w:tr>
+      <w:tr>
+        <w:tc>
+          <w:tcPr>
+            <w:tcW w:type="dxa" w:w="1134"/>
+          </w:tcPr>
+          <w:p>
+            <w:pPr>
+              <w:spacing w:after="40"/>
+            </w:pPr>
+            <w:r>
+              <w:rPr>
+                <w:sz w:val="17"/>
+              </w:rPr>
+            </w:r>
+            <w:r>
+              <w:rPr>
+                <w:b w:val="0"/>
+                <w:sz w:val="17"/>
+              </w:rPr>
+              <w:t>TR</w:t>
+            </w:r>
+          </w:p>
+        </w:tc>
+        <w:tc>
+          <w:tcPr>
+            <w:tcW w:type="dxa" w:w="3572"/>
+          </w:tcPr>
+          <w:p>
+            <w:pPr>
+              <w:spacing w:after="40"/>
+            </w:pPr>
+            <w:r>
+              <w:rPr>
+                <w:sz w:val="17"/>
+              </w:rPr>
+            </w:r>
+            <w:r>
+              <w:rPr>
+                <w:b w:val="0"/>
+                <w:sz w:val="17"/>
+              </w:rPr>
+              <w:t>Transmittal or notice</w:t>
+            </w:r>
+          </w:p>
+        </w:tc>
+        <w:tc>
+          <w:tcPr>
+            <w:tcW w:type="dxa" w:w="1134"/>
+          </w:tcPr>
+          <w:p>
+            <w:pPr>
+              <w:spacing w:after="40"/>
+            </w:pPr>
+            <w:r>
+              <w:rPr>
+                <w:sz w:val="17"/>
+              </w:rPr>
+            </w:r>
+            <w:r>
+              <w:rPr>
+                <w:b w:val="0"/>
+                <w:sz w:val="17"/>
+              </w:rPr>
+              <w:t>BQ</w:t>
+            </w:r>
+          </w:p>
+        </w:tc>
+        <w:tc>
+          <w:tcPr>
+            <w:tcW w:type="dxa" w:w="3572"/>
+          </w:tcPr>
+          <w:p>
+            <w:pPr>
+              <w:spacing w:after="40"/>
+            </w:pPr>
+            <w:r>
+              <w:rPr>
+                <w:sz w:val="17"/>
+              </w:rPr>
+            </w:r>
+            <w:r>
+              <w:rPr>
+                <w:b w:val="0"/>
+                <w:sz w:val="17"/>
+              </w:rPr>
+              <w:t>Bill of quantities</w:t>
             </w:r>
           </w:p>
         </w:tc>
@@ -20563,7 +20653,7 @@
                 <w:b w:val="0"/>
                 <w:sz w:val="16"/>
               </w:rPr>
-              <w:t>—</w:t>
+              <w:t>Specialty equipment only</w:t>
             </w:r>
           </w:p>
         </w:tc>
@@ -20585,7 +20675,7 @@
                 <w:b w:val="0"/>
                 <w:sz w:val="16"/>
               </w:rPr>
-              <w:t>—</w:t>
+              <w:t>Lighting fixtures and plumbing fixtures only</w:t>
             </w:r>
           </w:p>
         </w:tc>
@@ -20607,7 +20697,7 @@
                 <w:b w:val="0"/>
                 <w:sz w:val="16"/>
               </w:rPr>
-              <w:t>—</w:t>
+              <w:t>Casework only</w:t>
             </w:r>
           </w:p>
         </w:tc>
@@ -22624,7 +22714,7 @@
         <w:pStyle w:val="Heading2"/>
       </w:pPr>
       <w:r>
-        <w:t>8.7  Stage 3.2 — FF&amp;E installation (M40 to M43)</w:t>
+        <w:t>8.7  Stage 3.2 — FF&amp;E installation (M44 to M47)</w:t>
       </w:r>
     </w:p>
     <w:p>
@@ -22641,7 +22731,7 @@
         <w:pStyle w:val="Heading2"/>
       </w:pPr>
       <w:r>
-        <w:t>8.8  Stage 3.3 — Close-out, Deliverable D (M44 to M45, LOD 500)</w:t>
+        <w:t>8.8  Stage 3.3 — Close-out, Deliverable D (M48 to M49, LOD 500)</w:t>
       </w:r>
     </w:p>
     <w:p>

--- a/KUT_Project_Delivery_Playbook.docx
+++ b/KUT_Project_Delivery_Playbook.docx
@@ -25022,7 +25022,16 @@
           <w:b w:val="0"/>
           <w:i w:val="0"/>
         </w:rPr>
-        <w:t>The Task Information Delivery Plan (TIDP) is produced by each appointed party and lists the information that party will deliver, when, at what level of development, and in what format. It is owned by the Task Team Manager.</w:t>
+        <w:t>The Task Information Delivery Plan (TIDP) lists the information one appointed party will deliver, when, at what level of development, and in what format. It is owned by the Task Team Manager of that party.</w:t>
+      </w:r>
+    </w:p>
+    <w:p>
+      <w:r>
+        <w:rPr>
+          <w:b w:val="0"/>
+          <w:i w:val="0"/>
+        </w:rPr>
+        <w:t>A plan is issued to each party already carrying the deliverables assigned to it in the project register, as its own sheet in the delivery plan workbook. The party confirms the dates, adds anything its scope requires that is not listed, and returns the sheet. Nothing is transcribed: a plan rebuilt by hand from the register is where the two stop agreeing.</w:t>
       </w:r>
     </w:p>
     <w:p>
@@ -25133,7 +25142,7 @@
                 <w:b w:val="0"/>
                 <w:sz w:val="17"/>
               </w:rPr>
-              <w:t>Each appointed party returns a TIDP. The Information Manager aggregates these into the MIDP baseline</w:t>
+              <w:t>Each appointed party returns its plan. The Information Manager merges them into the MIDP baseline</w:t>
             </w:r>
           </w:p>
         </w:tc>
@@ -25342,7 +25351,7 @@
           <w:b w:val="0"/>
           <w:i w:val="0"/>
         </w:rPr>
-        <w:t>TIDPs are submitted using the issued template and the following fields.</w:t>
+        <w:t>These are the columns of the issued sheet. They are listed here so a Task Team Manager can see what will be asked for before the sheet arrives; the sheet itself is the authoritative form.</w:t>
       </w:r>
     </w:p>
     <w:tbl>
@@ -25432,7 +25441,7 @@
                 <w:b w:val="0"/>
                 <w:sz w:val="17"/>
               </w:rPr>
-              <w:t>Reference</w:t>
+              <w:t>Ref</w:t>
             </w:r>
           </w:p>
         </w:tc>
@@ -25454,7 +25463,7 @@
                 <w:b w:val="0"/>
                 <w:sz w:val="17"/>
               </w:rPr>
-              <w:t>Format</w:t>
+              <w:t>LOD</w:t>
             </w:r>
           </w:p>
         </w:tc>
@@ -25476,7 +25485,7 @@
                 <w:b w:val="0"/>
                 <w:sz w:val="17"/>
               </w:rPr>
-              <w:t>Actual date</w:t>
+              <w:t>Variance (days)</w:t>
             </w:r>
           </w:p>
         </w:tc>
@@ -25522,7 +25531,7 @@
                 <w:b w:val="0"/>
                 <w:sz w:val="17"/>
               </w:rPr>
-              <w:t>Suitability</w:t>
+              <w:t>Format</w:t>
             </w:r>
           </w:p>
         </w:tc>
@@ -25590,7 +25599,7 @@
                 <w:b w:val="0"/>
                 <w:sz w:val="17"/>
               </w:rPr>
-              <w:t>CDE state</w:t>
+              <w:t>Suitability</w:t>
             </w:r>
           </w:p>
         </w:tc>
@@ -25612,7 +25621,7 @@
                 <w:b w:val="0"/>
                 <w:sz w:val="17"/>
               </w:rPr>
-              <w:t>TIDP reference</w:t>
+              <w:t>TIDP ref</w:t>
             </w:r>
           </w:p>
         </w:tc>
@@ -25636,7 +25645,7 @@
                 <w:b w:val="0"/>
                 <w:sz w:val="17"/>
               </w:rPr>
-              <w:t>Deliverable</w:t>
+              <w:t>Volume</w:t>
             </w:r>
           </w:p>
         </w:tc>
@@ -25658,7 +25667,7 @@
                 <w:b w:val="0"/>
                 <w:sz w:val="17"/>
               </w:rPr>
-              <w:t>Planned release month</w:t>
+              <w:t>CDE State</w:t>
             </w:r>
           </w:p>
         </w:tc>
@@ -25680,7 +25689,7 @@
                 <w:b w:val="0"/>
                 <w:sz w:val="17"/>
               </w:rPr>
-              <w:t>Status</w:t>
+              <w:t>Critical</w:t>
             </w:r>
           </w:p>
         </w:tc>
@@ -25704,7 +25713,7 @@
                 <w:b w:val="0"/>
                 <w:sz w:val="17"/>
               </w:rPr>
-              <w:t>Type</w:t>
+              <w:t>Deliverable</w:t>
             </w:r>
           </w:p>
         </w:tc>
@@ -25726,7 +25735,7 @@
                 <w:b w:val="0"/>
                 <w:sz w:val="17"/>
               </w:rPr>
-              <w:t>Planned date</w:t>
+              <w:t>Month from</w:t>
             </w:r>
           </w:p>
         </w:tc>
@@ -25748,7 +25757,7 @@
                 <w:b w:val="0"/>
                 <w:sz w:val="17"/>
               </w:rPr>
-              <w:t>Notes</w:t>
+              <w:t>As-built</w:t>
             </w:r>
           </w:p>
         </w:tc>
@@ -25772,7 +25781,7 @@
                 <w:b w:val="0"/>
                 <w:sz w:val="17"/>
               </w:rPr>
-              <w:t>Stage and level of development</w:t>
+              <w:t>Type</w:t>
             </w:r>
           </w:p>
         </w:tc>
@@ -25789,6 +25798,13 @@
                 <w:sz w:val="17"/>
               </w:rPr>
             </w:r>
+            <w:r>
+              <w:rPr>
+                <w:b w:val="0"/>
+                <w:sz w:val="17"/>
+              </w:rPr>
+              <w:t>Month to</w:t>
+            </w:r>
           </w:p>
         </w:tc>
         <w:tc>
@@ -25803,6 +25819,149 @@
               <w:rPr>
                 <w:sz w:val="17"/>
               </w:rPr>
+            </w:r>
+            <w:r>
+              <w:rPr>
+                <w:b w:val="0"/>
+                <w:sz w:val="17"/>
+              </w:rPr>
+              <w:t>O&amp;M</w:t>
+            </w:r>
+          </w:p>
+        </w:tc>
+      </w:tr>
+      <w:tr>
+        <w:tc>
+          <w:tcPr>
+            <w:tcW w:type="dxa" w:w="3175"/>
+          </w:tcPr>
+          <w:p>
+            <w:pPr>
+              <w:spacing w:after="40"/>
+            </w:pPr>
+            <w:r>
+              <w:rPr>
+                <w:sz w:val="17"/>
+              </w:rPr>
+            </w:r>
+            <w:r>
+              <w:rPr>
+                <w:b w:val="0"/>
+                <w:sz w:val="17"/>
+              </w:rPr>
+              <w:t>Type code</w:t>
+            </w:r>
+          </w:p>
+        </w:tc>
+        <w:tc>
+          <w:tcPr>
+            <w:tcW w:type="dxa" w:w="3118"/>
+          </w:tcPr>
+          <w:p>
+            <w:pPr>
+              <w:spacing w:after="40"/>
+            </w:pPr>
+            <w:r>
+              <w:rPr>
+                <w:sz w:val="17"/>
+              </w:rPr>
+            </w:r>
+            <w:r>
+              <w:rPr>
+                <w:b w:val="0"/>
+                <w:sz w:val="17"/>
+              </w:rPr>
+              <w:t>Planned date</w:t>
+            </w:r>
+          </w:p>
+        </w:tc>
+        <w:tc>
+          <w:tcPr>
+            <w:tcW w:type="dxa" w:w="3118"/>
+          </w:tcPr>
+          <w:p>
+            <w:pPr>
+              <w:spacing w:after="40"/>
+            </w:pPr>
+            <w:r>
+              <w:rPr>
+                <w:sz w:val="17"/>
+              </w:rPr>
+            </w:r>
+            <w:r>
+              <w:rPr>
+                <w:b w:val="0"/>
+                <w:sz w:val="17"/>
+              </w:rPr>
+              <w:t>RAG</w:t>
+            </w:r>
+          </w:p>
+        </w:tc>
+      </w:tr>
+      <w:tr>
+        <w:tc>
+          <w:tcPr>
+            <w:tcW w:type="dxa" w:w="3175"/>
+          </w:tcPr>
+          <w:p>
+            <w:pPr>
+              <w:spacing w:after="40"/>
+            </w:pPr>
+            <w:r>
+              <w:rPr>
+                <w:sz w:val="17"/>
+              </w:rPr>
+            </w:r>
+            <w:r>
+              <w:rPr>
+                <w:b w:val="0"/>
+                <w:sz w:val="17"/>
+              </w:rPr>
+              <w:t>Stage</w:t>
+            </w:r>
+          </w:p>
+        </w:tc>
+        <w:tc>
+          <w:tcPr>
+            <w:tcW w:type="dxa" w:w="3118"/>
+          </w:tcPr>
+          <w:p>
+            <w:pPr>
+              <w:spacing w:after="40"/>
+            </w:pPr>
+            <w:r>
+              <w:rPr>
+                <w:sz w:val="17"/>
+              </w:rPr>
+            </w:r>
+            <w:r>
+              <w:rPr>
+                <w:b w:val="0"/>
+                <w:sz w:val="17"/>
+              </w:rPr>
+              <w:t>Actual date</w:t>
+            </w:r>
+          </w:p>
+        </w:tc>
+        <w:tc>
+          <w:tcPr>
+            <w:tcW w:type="dxa" w:w="3118"/>
+          </w:tcPr>
+          <w:p>
+            <w:pPr>
+              <w:spacing w:after="40"/>
+            </w:pPr>
+            <w:r>
+              <w:rPr>
+                <w:sz w:val="17"/>
+              </w:rPr>
+            </w:r>
+            <w:r>
+              <w:rPr>
+                <w:b w:val="0"/>
+                <w:sz w:val="17"/>
+              </w:rPr>
+              <w:t>Notes</w:t>
             </w:r>
           </w:p>
         </w:tc>

--- a/KUT_Project_Delivery_Playbook.docx
+++ b/KUT_Project_Delivery_Playbook.docx
@@ -4472,7 +4472,7 @@
                 <w:b w:val="0"/>
                 <w:sz w:val="17"/>
               </w:rPr>
-              <w:t>Grounds</w:t>
+              <w:t>Grounds building</w:t>
             </w:r>
           </w:p>
         </w:tc>
@@ -4540,7 +4540,7 @@
                 <w:b w:val="0"/>
                 <w:sz w:val="17"/>
               </w:rPr>
-              <w:t>Utility</w:t>
+              <w:t>Utility building</w:t>
             </w:r>
           </w:p>
         </w:tc>

--- a/KUT_Project_Delivery_Playbook.docx
+++ b/KUT_Project_Delivery_Playbook.docx
@@ -12085,7 +12085,7 @@
         </w:trPr>
         <w:tc>
           <w:tcPr>
-            <w:tcW w:type="dxa" w:w="1134"/>
+            <w:tcW w:type="dxa" w:w="907"/>
             <w:shd w:val="clear" w:fill="E8EDF3"/>
           </w:tcPr>
           <w:p>
@@ -12102,7 +12102,7 @@
         </w:tc>
         <w:tc>
           <w:tcPr>
-            <w:tcW w:type="dxa" w:w="3572"/>
+            <w:tcW w:type="dxa" w:w="3798"/>
             <w:shd w:val="clear" w:fill="E8EDF3"/>
           </w:tcPr>
           <w:p>
@@ -12119,7 +12119,7 @@
         </w:tc>
         <w:tc>
           <w:tcPr>
-            <w:tcW w:type="dxa" w:w="1134"/>
+            <w:tcW w:type="dxa" w:w="907"/>
             <w:shd w:val="clear" w:fill="E8EDF3"/>
           </w:tcPr>
           <w:p>
@@ -12136,7 +12136,7 @@
         </w:tc>
         <w:tc>
           <w:tcPr>
-            <w:tcW w:type="dxa" w:w="3572"/>
+            <w:tcW w:type="dxa" w:w="3798"/>
             <w:shd w:val="clear" w:fill="E8EDF3"/>
           </w:tcPr>
           <w:p>
@@ -12155,89 +12155,89 @@
       <w:tr>
         <w:tc>
           <w:tcPr>
-            <w:tcW w:type="dxa" w:w="1134"/>
-          </w:tcPr>
-          <w:p>
-            <w:pPr>
-              <w:spacing w:after="40"/>
-            </w:pPr>
-            <w:r>
-              <w:rPr>
-                <w:sz w:val="17"/>
-              </w:rPr>
-            </w:r>
-            <w:r>
-              <w:rPr>
-                <w:b w:val="0"/>
-                <w:sz w:val="17"/>
-              </w:rPr>
-              <w:t>M3</w:t>
-            </w:r>
-          </w:p>
-        </w:tc>
-        <w:tc>
-          <w:tcPr>
-            <w:tcW w:type="dxa" w:w="3572"/>
-          </w:tcPr>
-          <w:p>
-            <w:pPr>
-              <w:spacing w:after="40"/>
-            </w:pPr>
-            <w:r>
-              <w:rPr>
-                <w:sz w:val="17"/>
-              </w:rPr>
-            </w:r>
-            <w:r>
-              <w:rPr>
-                <w:b w:val="0"/>
-                <w:sz w:val="17"/>
-              </w:rPr>
-              <w:t>3D model</w:t>
-            </w:r>
-          </w:p>
-        </w:tc>
-        <w:tc>
-          <w:tcPr>
-            <w:tcW w:type="dxa" w:w="1134"/>
-          </w:tcPr>
-          <w:p>
-            <w:pPr>
-              <w:spacing w:after="40"/>
-            </w:pPr>
-            <w:r>
-              <w:rPr>
-                <w:sz w:val="17"/>
-              </w:rPr>
-            </w:r>
-            <w:r>
-              <w:rPr>
-                <w:b w:val="0"/>
-                <w:sz w:val="17"/>
-              </w:rPr>
-              <w:t>RP</w:t>
-            </w:r>
-          </w:p>
-        </w:tc>
-        <w:tc>
-          <w:tcPr>
-            <w:tcW w:type="dxa" w:w="3572"/>
-          </w:tcPr>
-          <w:p>
-            <w:pPr>
-              <w:spacing w:after="40"/>
-            </w:pPr>
-            <w:r>
-              <w:rPr>
-                <w:sz w:val="17"/>
-              </w:rPr>
-            </w:r>
-            <w:r>
-              <w:rPr>
-                <w:b w:val="0"/>
-                <w:sz w:val="17"/>
-              </w:rPr>
-              <w:t>Report</w:t>
+            <w:tcW w:type="dxa" w:w="907"/>
+          </w:tcPr>
+          <w:p>
+            <w:pPr>
+              <w:spacing w:after="40"/>
+            </w:pPr>
+            <w:r>
+              <w:rPr>
+                <w:sz w:val="17"/>
+              </w:rPr>
+            </w:r>
+            <w:r>
+              <w:rPr>
+                <w:b w:val="0"/>
+                <w:sz w:val="17"/>
+              </w:rPr>
+              <w:t>CO</w:t>
+            </w:r>
+          </w:p>
+        </w:tc>
+        <w:tc>
+          <w:tcPr>
+            <w:tcW w:type="dxa" w:w="3798"/>
+          </w:tcPr>
+          <w:p>
+            <w:pPr>
+              <w:spacing w:after="40"/>
+            </w:pPr>
+            <w:r>
+              <w:rPr>
+                <w:sz w:val="17"/>
+              </w:rPr>
+            </w:r>
+            <w:r>
+              <w:rPr>
+                <w:b w:val="0"/>
+                <w:sz w:val="17"/>
+              </w:rPr>
+              <w:t>Correspondence</w:t>
+            </w:r>
+          </w:p>
+        </w:tc>
+        <w:tc>
+          <w:tcPr>
+            <w:tcW w:type="dxa" w:w="907"/>
+          </w:tcPr>
+          <w:p>
+            <w:pPr>
+              <w:spacing w:after="40"/>
+            </w:pPr>
+            <w:r>
+              <w:rPr>
+                <w:sz w:val="17"/>
+              </w:rPr>
+            </w:r>
+            <w:r>
+              <w:rPr>
+                <w:b w:val="0"/>
+                <w:sz w:val="17"/>
+              </w:rPr>
+              <w:t>PR</w:t>
+            </w:r>
+          </w:p>
+        </w:tc>
+        <w:tc>
+          <w:tcPr>
+            <w:tcW w:type="dxa" w:w="3798"/>
+          </w:tcPr>
+          <w:p>
+            <w:pPr>
+              <w:spacing w:after="40"/>
+            </w:pPr>
+            <w:r>
+              <w:rPr>
+                <w:sz w:val="17"/>
+              </w:rPr>
+            </w:r>
+            <w:r>
+              <w:rPr>
+                <w:b w:val="0"/>
+                <w:sz w:val="17"/>
+              </w:rPr>
+              <w:t>Programme</w:t>
             </w:r>
           </w:p>
         </w:tc>
@@ -12245,89 +12245,89 @@
       <w:tr>
         <w:tc>
           <w:tcPr>
-            <w:tcW w:type="dxa" w:w="1134"/>
-          </w:tcPr>
-          <w:p>
-            <w:pPr>
-              <w:spacing w:after="40"/>
-            </w:pPr>
-            <w:r>
-              <w:rPr>
-                <w:sz w:val="17"/>
-              </w:rPr>
-            </w:r>
-            <w:r>
-              <w:rPr>
-                <w:b w:val="0"/>
-                <w:sz w:val="17"/>
-              </w:rPr>
-              <w:t>M2</w:t>
-            </w:r>
-          </w:p>
-        </w:tc>
-        <w:tc>
-          <w:tcPr>
-            <w:tcW w:type="dxa" w:w="3572"/>
-          </w:tcPr>
-          <w:p>
-            <w:pPr>
-              <w:spacing w:after="40"/>
-            </w:pPr>
-            <w:r>
-              <w:rPr>
-                <w:sz w:val="17"/>
-              </w:rPr>
-            </w:r>
-            <w:r>
-              <w:rPr>
-                <w:b w:val="0"/>
-                <w:sz w:val="17"/>
-              </w:rPr>
-              <w:t>2D model or drafting</w:t>
-            </w:r>
-          </w:p>
-        </w:tc>
-        <w:tc>
-          <w:tcPr>
-            <w:tcW w:type="dxa" w:w="1134"/>
-          </w:tcPr>
-          <w:p>
-            <w:pPr>
-              <w:spacing w:after="40"/>
-            </w:pPr>
-            <w:r>
-              <w:rPr>
-                <w:sz w:val="17"/>
-              </w:rPr>
-            </w:r>
-            <w:r>
-              <w:rPr>
-                <w:b w:val="0"/>
-                <w:sz w:val="17"/>
-              </w:rPr>
-              <w:t>CA</w:t>
-            </w:r>
-          </w:p>
-        </w:tc>
-        <w:tc>
-          <w:tcPr>
-            <w:tcW w:type="dxa" w:w="3572"/>
-          </w:tcPr>
-          <w:p>
-            <w:pPr>
-              <w:spacing w:after="40"/>
-            </w:pPr>
-            <w:r>
-              <w:rPr>
-                <w:sz w:val="17"/>
-              </w:rPr>
-            </w:r>
-            <w:r>
-              <w:rPr>
-                <w:b w:val="0"/>
-                <w:sz w:val="17"/>
-              </w:rPr>
-              <w:t>Calculation</w:t>
+            <w:tcW w:type="dxa" w:w="907"/>
+          </w:tcPr>
+          <w:p>
+            <w:pPr>
+              <w:spacing w:after="40"/>
+            </w:pPr>
+            <w:r>
+              <w:rPr>
+                <w:sz w:val="17"/>
+              </w:rPr>
+            </w:r>
+            <w:r>
+              <w:rPr>
+                <w:b w:val="0"/>
+                <w:sz w:val="17"/>
+              </w:rPr>
+              <w:t>CP</w:t>
+            </w:r>
+          </w:p>
+        </w:tc>
+        <w:tc>
+          <w:tcPr>
+            <w:tcW w:type="dxa" w:w="3798"/>
+          </w:tcPr>
+          <w:p>
+            <w:pPr>
+              <w:spacing w:after="40"/>
+            </w:pPr>
+            <w:r>
+              <w:rPr>
+                <w:sz w:val="17"/>
+              </w:rPr>
+            </w:r>
+            <w:r>
+              <w:rPr>
+                <w:b w:val="0"/>
+                <w:sz w:val="17"/>
+              </w:rPr>
+              <w:t>Cost plan — including bills of quantities</w:t>
+            </w:r>
+          </w:p>
+        </w:tc>
+        <w:tc>
+          <w:tcPr>
+            <w:tcW w:type="dxa" w:w="907"/>
+          </w:tcPr>
+          <w:p>
+            <w:pPr>
+              <w:spacing w:after="40"/>
+            </w:pPr>
+            <w:r>
+              <w:rPr>
+                <w:sz w:val="17"/>
+              </w:rPr>
+            </w:r>
+            <w:r>
+              <w:rPr>
+                <w:b w:val="0"/>
+                <w:sz w:val="17"/>
+              </w:rPr>
+              <w:t>RD</w:t>
+            </w:r>
+          </w:p>
+        </w:tc>
+        <w:tc>
+          <w:tcPr>
+            <w:tcW w:type="dxa" w:w="3798"/>
+          </w:tcPr>
+          <w:p>
+            <w:pPr>
+              <w:spacing w:after="40"/>
+            </w:pPr>
+            <w:r>
+              <w:rPr>
+                <w:sz w:val="17"/>
+              </w:rPr>
+            </w:r>
+            <w:r>
+              <w:rPr>
+                <w:b w:val="0"/>
+                <w:sz w:val="17"/>
+              </w:rPr>
+              <w:t>Room data sheet</w:t>
             </w:r>
           </w:p>
         </w:tc>
@@ -12335,89 +12335,89 @@
       <w:tr>
         <w:tc>
           <w:tcPr>
-            <w:tcW w:type="dxa" w:w="1134"/>
-          </w:tcPr>
-          <w:p>
-            <w:pPr>
-              <w:spacing w:after="40"/>
-            </w:pPr>
-            <w:r>
-              <w:rPr>
-                <w:sz w:val="17"/>
-              </w:rPr>
-            </w:r>
-            <w:r>
-              <w:rPr>
-                <w:b w:val="0"/>
-                <w:sz w:val="17"/>
-              </w:rPr>
-              <w:t>DR</w:t>
-            </w:r>
-          </w:p>
-        </w:tc>
-        <w:tc>
-          <w:tcPr>
-            <w:tcW w:type="dxa" w:w="3572"/>
-          </w:tcPr>
-          <w:p>
-            <w:pPr>
-              <w:spacing w:after="40"/>
-            </w:pPr>
-            <w:r>
-              <w:rPr>
-                <w:sz w:val="17"/>
-              </w:rPr>
-            </w:r>
-            <w:r>
-              <w:rPr>
-                <w:b w:val="0"/>
-                <w:sz w:val="17"/>
-              </w:rPr>
-              <w:t>Drawing</w:t>
-            </w:r>
-          </w:p>
-        </w:tc>
-        <w:tc>
-          <w:tcPr>
-            <w:tcW w:type="dxa" w:w="1134"/>
-          </w:tcPr>
-          <w:p>
-            <w:pPr>
-              <w:spacing w:after="40"/>
-            </w:pPr>
-            <w:r>
-              <w:rPr>
-                <w:sz w:val="17"/>
-              </w:rPr>
-            </w:r>
-            <w:r>
-              <w:rPr>
-                <w:b w:val="0"/>
-                <w:sz w:val="17"/>
-              </w:rPr>
-              <w:t>RD</w:t>
-            </w:r>
-          </w:p>
-        </w:tc>
-        <w:tc>
-          <w:tcPr>
-            <w:tcW w:type="dxa" w:w="3572"/>
-          </w:tcPr>
-          <w:p>
-            <w:pPr>
-              <w:spacing w:after="40"/>
-            </w:pPr>
-            <w:r>
-              <w:rPr>
-                <w:sz w:val="17"/>
-              </w:rPr>
-            </w:r>
-            <w:r>
-              <w:rPr>
-                <w:b w:val="0"/>
-                <w:sz w:val="17"/>
-              </w:rPr>
-              <w:t>Room data sheet</w:t>
+            <w:tcW w:type="dxa" w:w="907"/>
+          </w:tcPr>
+          <w:p>
+            <w:pPr>
+              <w:spacing w:after="40"/>
+            </w:pPr>
+            <w:r>
+              <w:rPr>
+                <w:sz w:val="17"/>
+              </w:rPr>
+            </w:r>
+            <w:r>
+              <w:rPr>
+                <w:b w:val="0"/>
+                <w:sz w:val="17"/>
+              </w:rPr>
+              <w:t>CR</w:t>
+            </w:r>
+          </w:p>
+        </w:tc>
+        <w:tc>
+          <w:tcPr>
+            <w:tcW w:type="dxa" w:w="3798"/>
+          </w:tcPr>
+          <w:p>
+            <w:pPr>
+              <w:spacing w:after="40"/>
+            </w:pPr>
+            <w:r>
+              <w:rPr>
+                <w:sz w:val="17"/>
+              </w:rPr>
+            </w:r>
+            <w:r>
+              <w:rPr>
+                <w:b w:val="0"/>
+                <w:sz w:val="17"/>
+              </w:rPr>
+              <w:t>Clash rendition</w:t>
+            </w:r>
+          </w:p>
+        </w:tc>
+        <w:tc>
+          <w:tcPr>
+            <w:tcW w:type="dxa" w:w="907"/>
+          </w:tcPr>
+          <w:p>
+            <w:pPr>
+              <w:spacing w:after="40"/>
+            </w:pPr>
+            <w:r>
+              <w:rPr>
+                <w:sz w:val="17"/>
+              </w:rPr>
+            </w:r>
+            <w:r>
+              <w:rPr>
+                <w:b w:val="0"/>
+                <w:sz w:val="17"/>
+              </w:rPr>
+              <w:t>RI</w:t>
+            </w:r>
+          </w:p>
+        </w:tc>
+        <w:tc>
+          <w:tcPr>
+            <w:tcW w:type="dxa" w:w="3798"/>
+          </w:tcPr>
+          <w:p>
+            <w:pPr>
+              <w:spacing w:after="40"/>
+            </w:pPr>
+            <w:r>
+              <w:rPr>
+                <w:sz w:val="17"/>
+              </w:rPr>
+            </w:r>
+            <w:r>
+              <w:rPr>
+                <w:b w:val="0"/>
+                <w:sz w:val="17"/>
+              </w:rPr>
+              <w:t>Request for information</w:t>
             </w:r>
           </w:p>
         </w:tc>
@@ -12425,89 +12425,89 @@
       <w:tr>
         <w:tc>
           <w:tcPr>
-            <w:tcW w:type="dxa" w:w="1134"/>
-          </w:tcPr>
-          <w:p>
-            <w:pPr>
-              <w:spacing w:after="40"/>
-            </w:pPr>
-            <w:r>
-              <w:rPr>
-                <w:sz w:val="17"/>
-              </w:rPr>
-            </w:r>
-            <w:r>
-              <w:rPr>
-                <w:b w:val="0"/>
-                <w:sz w:val="17"/>
-              </w:rPr>
-              <w:t>SH</w:t>
-            </w:r>
-          </w:p>
-        </w:tc>
-        <w:tc>
-          <w:tcPr>
-            <w:tcW w:type="dxa" w:w="3572"/>
-          </w:tcPr>
-          <w:p>
-            <w:pPr>
-              <w:spacing w:after="40"/>
-            </w:pPr>
-            <w:r>
-              <w:rPr>
-                <w:sz w:val="17"/>
-              </w:rPr>
-            </w:r>
-            <w:r>
-              <w:rPr>
-                <w:b w:val="0"/>
-                <w:sz w:val="17"/>
-              </w:rPr>
-              <w:t>Sheet</w:t>
-            </w:r>
-          </w:p>
-        </w:tc>
-        <w:tc>
-          <w:tcPr>
-            <w:tcW w:type="dxa" w:w="1134"/>
-          </w:tcPr>
-          <w:p>
-            <w:pPr>
-              <w:spacing w:after="40"/>
-            </w:pPr>
-            <w:r>
-              <w:rPr>
-                <w:sz w:val="17"/>
-              </w:rPr>
-            </w:r>
-            <w:r>
-              <w:rPr>
-                <w:b w:val="0"/>
-                <w:sz w:val="17"/>
-              </w:rPr>
-              <w:t>MS</w:t>
-            </w:r>
-          </w:p>
-        </w:tc>
-        <w:tc>
-          <w:tcPr>
-            <w:tcW w:type="dxa" w:w="3572"/>
-          </w:tcPr>
-          <w:p>
-            <w:pPr>
-              <w:spacing w:after="40"/>
-            </w:pPr>
-            <w:r>
-              <w:rPr>
-                <w:sz w:val="17"/>
-              </w:rPr>
-            </w:r>
-            <w:r>
-              <w:rPr>
-                <w:b w:val="0"/>
-                <w:sz w:val="17"/>
-              </w:rPr>
-              <w:t>Method statement</w:t>
+            <w:tcW w:type="dxa" w:w="907"/>
+          </w:tcPr>
+          <w:p>
+            <w:pPr>
+              <w:spacing w:after="40"/>
+            </w:pPr>
+            <w:r>
+              <w:rPr>
+                <w:sz w:val="17"/>
+              </w:rPr>
+            </w:r>
+            <w:r>
+              <w:rPr>
+                <w:b w:val="0"/>
+                <w:sz w:val="17"/>
+              </w:rPr>
+              <w:t>DR</w:t>
+            </w:r>
+          </w:p>
+        </w:tc>
+        <w:tc>
+          <w:tcPr>
+            <w:tcW w:type="dxa" w:w="3798"/>
+          </w:tcPr>
+          <w:p>
+            <w:pPr>
+              <w:spacing w:after="40"/>
+            </w:pPr>
+            <w:r>
+              <w:rPr>
+                <w:sz w:val="17"/>
+              </w:rPr>
+            </w:r>
+            <w:r>
+              <w:rPr>
+                <w:b w:val="0"/>
+                <w:sz w:val="17"/>
+              </w:rPr>
+              <w:t>Drawing — including sheets</w:t>
+            </w:r>
+          </w:p>
+        </w:tc>
+        <w:tc>
+          <w:tcPr>
+            <w:tcW w:type="dxa" w:w="907"/>
+          </w:tcPr>
+          <w:p>
+            <w:pPr>
+              <w:spacing w:after="40"/>
+            </w:pPr>
+            <w:r>
+              <w:rPr>
+                <w:sz w:val="17"/>
+              </w:rPr>
+            </w:r>
+            <w:r>
+              <w:rPr>
+                <w:b w:val="0"/>
+                <w:sz w:val="17"/>
+              </w:rPr>
+              <w:t>RP</w:t>
+            </w:r>
+          </w:p>
+        </w:tc>
+        <w:tc>
+          <w:tcPr>
+            <w:tcW w:type="dxa" w:w="3798"/>
+          </w:tcPr>
+          <w:p>
+            <w:pPr>
+              <w:spacing w:after="40"/>
+            </w:pPr>
+            <w:r>
+              <w:rPr>
+                <w:sz w:val="17"/>
+              </w:rPr>
+            </w:r>
+            <w:r>
+              <w:rPr>
+                <w:b w:val="0"/>
+                <w:sz w:val="17"/>
+              </w:rPr>
+              <w:t>Report — including calculations and method statements</w:t>
             </w:r>
           </w:p>
         </w:tc>
@@ -12515,29 +12515,73 @@
       <w:tr>
         <w:tc>
           <w:tcPr>
-            <w:tcW w:type="dxa" w:w="1134"/>
-          </w:tcPr>
-          <w:p>
-            <w:pPr>
-              <w:spacing w:after="40"/>
-            </w:pPr>
-            <w:r>
-              <w:rPr>
-                <w:sz w:val="17"/>
-              </w:rPr>
-            </w:r>
-            <w:r>
-              <w:rPr>
-                <w:b w:val="0"/>
-                <w:sz w:val="17"/>
-              </w:rPr>
-              <w:t>SC</w:t>
-            </w:r>
-          </w:p>
-        </w:tc>
-        <w:tc>
-          <w:tcPr>
-            <w:tcW w:type="dxa" w:w="3572"/>
+            <w:tcW w:type="dxa" w:w="907"/>
+          </w:tcPr>
+          <w:p>
+            <w:pPr>
+              <w:spacing w:after="40"/>
+            </w:pPr>
+            <w:r>
+              <w:rPr>
+                <w:sz w:val="17"/>
+              </w:rPr>
+            </w:r>
+            <w:r>
+              <w:rPr>
+                <w:b w:val="0"/>
+                <w:sz w:val="17"/>
+              </w:rPr>
+              <w:t>IE</w:t>
+            </w:r>
+          </w:p>
+        </w:tc>
+        <w:tc>
+          <w:tcPr>
+            <w:tcW w:type="dxa" w:w="3798"/>
+          </w:tcPr>
+          <w:p>
+            <w:pPr>
+              <w:spacing w:after="40"/>
+            </w:pPr>
+            <w:r>
+              <w:rPr>
+                <w:sz w:val="17"/>
+              </w:rPr>
+            </w:r>
+            <w:r>
+              <w:rPr>
+                <w:b w:val="0"/>
+                <w:sz w:val="17"/>
+              </w:rPr>
+              <w:t>Information exchange — including transmittals</w:t>
+            </w:r>
+          </w:p>
+        </w:tc>
+        <w:tc>
+          <w:tcPr>
+            <w:tcW w:type="dxa" w:w="907"/>
+          </w:tcPr>
+          <w:p>
+            <w:pPr>
+              <w:spacing w:after="40"/>
+            </w:pPr>
+            <w:r>
+              <w:rPr>
+                <w:sz w:val="17"/>
+              </w:rPr>
+            </w:r>
+            <w:r>
+              <w:rPr>
+                <w:b w:val="0"/>
+                <w:sz w:val="17"/>
+              </w:rPr>
+              <w:t>SH</w:t>
+            </w:r>
+          </w:p>
+        </w:tc>
+        <w:tc>
+          <w:tcPr>
+            <w:tcW w:type="dxa" w:w="3798"/>
           </w:tcPr>
           <w:p>
             <w:pPr>
@@ -12554,50 +12598,6 @@
                 <w:sz w:val="17"/>
               </w:rPr>
               <w:t>Schedule</w:t>
-            </w:r>
-          </w:p>
-        </w:tc>
-        <w:tc>
-          <w:tcPr>
-            <w:tcW w:type="dxa" w:w="1134"/>
-          </w:tcPr>
-          <w:p>
-            <w:pPr>
-              <w:spacing w:after="40"/>
-            </w:pPr>
-            <w:r>
-              <w:rPr>
-                <w:sz w:val="17"/>
-              </w:rPr>
-            </w:r>
-            <w:r>
-              <w:rPr>
-                <w:b w:val="0"/>
-                <w:sz w:val="17"/>
-              </w:rPr>
-              <w:t>PP</w:t>
-            </w:r>
-          </w:p>
-        </w:tc>
-        <w:tc>
-          <w:tcPr>
-            <w:tcW w:type="dxa" w:w="3572"/>
-          </w:tcPr>
-          <w:p>
-            <w:pPr>
-              <w:spacing w:after="40"/>
-            </w:pPr>
-            <w:r>
-              <w:rPr>
-                <w:sz w:val="17"/>
-              </w:rPr>
-            </w:r>
-            <w:r>
-              <w:rPr>
-                <w:b w:val="0"/>
-                <w:sz w:val="17"/>
-              </w:rPr>
-              <w:t>Presentation</w:t>
             </w:r>
           </w:p>
         </w:tc>
@@ -12605,89 +12605,89 @@
       <w:tr>
         <w:tc>
           <w:tcPr>
-            <w:tcW w:type="dxa" w:w="1134"/>
-          </w:tcPr>
-          <w:p>
-            <w:pPr>
-              <w:spacing w:after="40"/>
-            </w:pPr>
-            <w:r>
-              <w:rPr>
-                <w:sz w:val="17"/>
-              </w:rPr>
-            </w:r>
-            <w:r>
-              <w:rPr>
-                <w:b w:val="0"/>
-                <w:sz w:val="17"/>
-              </w:rPr>
-              <w:t>SP</w:t>
-            </w:r>
-          </w:p>
-        </w:tc>
-        <w:tc>
-          <w:tcPr>
-            <w:tcW w:type="dxa" w:w="3572"/>
-          </w:tcPr>
-          <w:p>
-            <w:pPr>
-              <w:spacing w:after="40"/>
-            </w:pPr>
-            <w:r>
-              <w:rPr>
-                <w:sz w:val="17"/>
-              </w:rPr>
-            </w:r>
-            <w:r>
-              <w:rPr>
-                <w:b w:val="0"/>
-                <w:sz w:val="17"/>
-              </w:rPr>
-              <w:t>Specification</w:t>
-            </w:r>
-          </w:p>
-        </w:tc>
-        <w:tc>
-          <w:tcPr>
-            <w:tcW w:type="dxa" w:w="1134"/>
-          </w:tcPr>
-          <w:p>
-            <w:pPr>
-              <w:spacing w:after="40"/>
-            </w:pPr>
-            <w:r>
-              <w:rPr>
-                <w:sz w:val="17"/>
-              </w:rPr>
-            </w:r>
-            <w:r>
-              <w:rPr>
-                <w:b w:val="0"/>
-                <w:sz w:val="17"/>
-              </w:rPr>
-              <w:t>CR</w:t>
-            </w:r>
-          </w:p>
-        </w:tc>
-        <w:tc>
-          <w:tcPr>
-            <w:tcW w:type="dxa" w:w="3572"/>
-          </w:tcPr>
-          <w:p>
-            <w:pPr>
-              <w:spacing w:after="40"/>
-            </w:pPr>
-            <w:r>
-              <w:rPr>
-                <w:sz w:val="17"/>
-              </w:rPr>
-            </w:r>
-            <w:r>
-              <w:rPr>
-                <w:b w:val="0"/>
-                <w:sz w:val="17"/>
-              </w:rPr>
-              <w:t>Clash or coordination report</w:t>
+            <w:tcW w:type="dxa" w:w="907"/>
+          </w:tcPr>
+          <w:p>
+            <w:pPr>
+              <w:spacing w:after="40"/>
+            </w:pPr>
+            <w:r>
+              <w:rPr>
+                <w:sz w:val="17"/>
+              </w:rPr>
+            </w:r>
+            <w:r>
+              <w:rPr>
+                <w:b w:val="0"/>
+                <w:sz w:val="17"/>
+              </w:rPr>
+              <w:t>M2</w:t>
+            </w:r>
+          </w:p>
+        </w:tc>
+        <w:tc>
+          <w:tcPr>
+            <w:tcW w:type="dxa" w:w="3798"/>
+          </w:tcPr>
+          <w:p>
+            <w:pPr>
+              <w:spacing w:after="40"/>
+            </w:pPr>
+            <w:r>
+              <w:rPr>
+                <w:sz w:val="17"/>
+              </w:rPr>
+            </w:r>
+            <w:r>
+              <w:rPr>
+                <w:b w:val="0"/>
+                <w:sz w:val="17"/>
+              </w:rPr>
+              <w:t>2D model</w:t>
+            </w:r>
+          </w:p>
+        </w:tc>
+        <w:tc>
+          <w:tcPr>
+            <w:tcW w:type="dxa" w:w="907"/>
+          </w:tcPr>
+          <w:p>
+            <w:pPr>
+              <w:spacing w:after="40"/>
+            </w:pPr>
+            <w:r>
+              <w:rPr>
+                <w:sz w:val="17"/>
+              </w:rPr>
+            </w:r>
+            <w:r>
+              <w:rPr>
+                <w:b w:val="0"/>
+                <w:sz w:val="17"/>
+              </w:rPr>
+              <w:t>SN</w:t>
+            </w:r>
+          </w:p>
+        </w:tc>
+        <w:tc>
+          <w:tcPr>
+            <w:tcW w:type="dxa" w:w="3798"/>
+          </w:tcPr>
+          <w:p>
+            <w:pPr>
+              <w:spacing w:after="40"/>
+            </w:pPr>
+            <w:r>
+              <w:rPr>
+                <w:sz w:val="17"/>
+              </w:rPr>
+            </w:r>
+            <w:r>
+              <w:rPr>
+                <w:b w:val="0"/>
+                <w:sz w:val="17"/>
+              </w:rPr>
+              <w:t>Snagging list</w:t>
             </w:r>
           </w:p>
         </w:tc>
@@ -12695,89 +12695,269 @@
       <w:tr>
         <w:tc>
           <w:tcPr>
-            <w:tcW w:type="dxa" w:w="1134"/>
-          </w:tcPr>
-          <w:p>
-            <w:pPr>
-              <w:spacing w:after="40"/>
-            </w:pPr>
-            <w:r>
-              <w:rPr>
-                <w:sz w:val="17"/>
-              </w:rPr>
-            </w:r>
-            <w:r>
-              <w:rPr>
-                <w:b w:val="0"/>
-                <w:sz w:val="17"/>
-              </w:rPr>
-              <w:t>TR</w:t>
-            </w:r>
-          </w:p>
-        </w:tc>
-        <w:tc>
-          <w:tcPr>
-            <w:tcW w:type="dxa" w:w="3572"/>
-          </w:tcPr>
-          <w:p>
-            <w:pPr>
-              <w:spacing w:after="40"/>
-            </w:pPr>
-            <w:r>
-              <w:rPr>
-                <w:sz w:val="17"/>
-              </w:rPr>
-            </w:r>
-            <w:r>
-              <w:rPr>
-                <w:b w:val="0"/>
-                <w:sz w:val="17"/>
-              </w:rPr>
-              <w:t>Transmittal or notice</w:t>
-            </w:r>
-          </w:p>
-        </w:tc>
-        <w:tc>
-          <w:tcPr>
-            <w:tcW w:type="dxa" w:w="1134"/>
-          </w:tcPr>
-          <w:p>
-            <w:pPr>
-              <w:spacing w:after="40"/>
-            </w:pPr>
-            <w:r>
-              <w:rPr>
-                <w:sz w:val="17"/>
-              </w:rPr>
-            </w:r>
-            <w:r>
-              <w:rPr>
-                <w:b w:val="0"/>
-                <w:sz w:val="17"/>
-              </w:rPr>
-              <w:t>BQ</w:t>
-            </w:r>
-          </w:p>
-        </w:tc>
-        <w:tc>
-          <w:tcPr>
-            <w:tcW w:type="dxa" w:w="3572"/>
-          </w:tcPr>
-          <w:p>
-            <w:pPr>
-              <w:spacing w:after="40"/>
-            </w:pPr>
-            <w:r>
-              <w:rPr>
-                <w:sz w:val="17"/>
-              </w:rPr>
-            </w:r>
-            <w:r>
-              <w:rPr>
-                <w:b w:val="0"/>
-                <w:sz w:val="17"/>
-              </w:rPr>
-              <w:t>Bill of quantities</w:t>
+            <w:tcW w:type="dxa" w:w="907"/>
+          </w:tcPr>
+          <w:p>
+            <w:pPr>
+              <w:spacing w:after="40"/>
+            </w:pPr>
+            <w:r>
+              <w:rPr>
+                <w:sz w:val="17"/>
+              </w:rPr>
+            </w:r>
+            <w:r>
+              <w:rPr>
+                <w:b w:val="0"/>
+                <w:sz w:val="17"/>
+              </w:rPr>
+              <w:t>M3</w:t>
+            </w:r>
+          </w:p>
+        </w:tc>
+        <w:tc>
+          <w:tcPr>
+            <w:tcW w:type="dxa" w:w="3798"/>
+          </w:tcPr>
+          <w:p>
+            <w:pPr>
+              <w:spacing w:after="40"/>
+            </w:pPr>
+            <w:r>
+              <w:rPr>
+                <w:sz w:val="17"/>
+              </w:rPr>
+            </w:r>
+            <w:r>
+              <w:rPr>
+                <w:b w:val="0"/>
+                <w:sz w:val="17"/>
+              </w:rPr>
+              <w:t>3D model</w:t>
+            </w:r>
+          </w:p>
+        </w:tc>
+        <w:tc>
+          <w:tcPr>
+            <w:tcW w:type="dxa" w:w="907"/>
+          </w:tcPr>
+          <w:p>
+            <w:pPr>
+              <w:spacing w:after="40"/>
+            </w:pPr>
+            <w:r>
+              <w:rPr>
+                <w:sz w:val="17"/>
+              </w:rPr>
+            </w:r>
+            <w:r>
+              <w:rPr>
+                <w:b w:val="0"/>
+                <w:sz w:val="17"/>
+              </w:rPr>
+              <w:t>SP</w:t>
+            </w:r>
+          </w:p>
+        </w:tc>
+        <w:tc>
+          <w:tcPr>
+            <w:tcW w:type="dxa" w:w="3798"/>
+          </w:tcPr>
+          <w:p>
+            <w:pPr>
+              <w:spacing w:after="40"/>
+            </w:pPr>
+            <w:r>
+              <w:rPr>
+                <w:sz w:val="17"/>
+              </w:rPr>
+            </w:r>
+            <w:r>
+              <w:rPr>
+                <w:b w:val="0"/>
+                <w:sz w:val="17"/>
+              </w:rPr>
+              <w:t>Specification</w:t>
+            </w:r>
+          </w:p>
+        </w:tc>
+      </w:tr>
+      <w:tr>
+        <w:tc>
+          <w:tcPr>
+            <w:tcW w:type="dxa" w:w="907"/>
+          </w:tcPr>
+          <w:p>
+            <w:pPr>
+              <w:spacing w:after="40"/>
+            </w:pPr>
+            <w:r>
+              <w:rPr>
+                <w:sz w:val="17"/>
+              </w:rPr>
+            </w:r>
+            <w:r>
+              <w:rPr>
+                <w:b w:val="0"/>
+                <w:sz w:val="17"/>
+              </w:rPr>
+              <w:t>MI</w:t>
+            </w:r>
+          </w:p>
+        </w:tc>
+        <w:tc>
+          <w:tcPr>
+            <w:tcW w:type="dxa" w:w="3798"/>
+          </w:tcPr>
+          <w:p>
+            <w:pPr>
+              <w:spacing w:after="40"/>
+            </w:pPr>
+            <w:r>
+              <w:rPr>
+                <w:sz w:val="17"/>
+              </w:rPr>
+            </w:r>
+            <w:r>
+              <w:rPr>
+                <w:b w:val="0"/>
+                <w:sz w:val="17"/>
+              </w:rPr>
+              <w:t>Minutes or action list</w:t>
+            </w:r>
+          </w:p>
+        </w:tc>
+        <w:tc>
+          <w:tcPr>
+            <w:tcW w:type="dxa" w:w="907"/>
+          </w:tcPr>
+          <w:p>
+            <w:pPr>
+              <w:spacing w:after="40"/>
+            </w:pPr>
+            <w:r>
+              <w:rPr>
+                <w:sz w:val="17"/>
+              </w:rPr>
+            </w:r>
+            <w:r>
+              <w:rPr>
+                <w:b w:val="0"/>
+                <w:sz w:val="17"/>
+              </w:rPr>
+              <w:t>SU</w:t>
+            </w:r>
+          </w:p>
+        </w:tc>
+        <w:tc>
+          <w:tcPr>
+            <w:tcW w:type="dxa" w:w="3798"/>
+          </w:tcPr>
+          <w:p>
+            <w:pPr>
+              <w:spacing w:after="40"/>
+            </w:pPr>
+            <w:r>
+              <w:rPr>
+                <w:sz w:val="17"/>
+              </w:rPr>
+            </w:r>
+            <w:r>
+              <w:rPr>
+                <w:b w:val="0"/>
+                <w:sz w:val="17"/>
+              </w:rPr>
+              <w:t>Survey</w:t>
+            </w:r>
+          </w:p>
+        </w:tc>
+      </w:tr>
+      <w:tr>
+        <w:tc>
+          <w:tcPr>
+            <w:tcW w:type="dxa" w:w="907"/>
+          </w:tcPr>
+          <w:p>
+            <w:pPr>
+              <w:spacing w:after="40"/>
+            </w:pPr>
+            <w:r>
+              <w:rPr>
+                <w:sz w:val="17"/>
+              </w:rPr>
+            </w:r>
+            <w:r>
+              <w:rPr>
+                <w:b w:val="0"/>
+                <w:sz w:val="17"/>
+              </w:rPr>
+              <w:t>PP</w:t>
+            </w:r>
+          </w:p>
+        </w:tc>
+        <w:tc>
+          <w:tcPr>
+            <w:tcW w:type="dxa" w:w="3798"/>
+          </w:tcPr>
+          <w:p>
+            <w:pPr>
+              <w:spacing w:after="40"/>
+            </w:pPr>
+            <w:r>
+              <w:rPr>
+                <w:sz w:val="17"/>
+              </w:rPr>
+            </w:r>
+            <w:r>
+              <w:rPr>
+                <w:b w:val="0"/>
+                <w:sz w:val="17"/>
+              </w:rPr>
+              <w:t>Presentation</w:t>
+            </w:r>
+          </w:p>
+        </w:tc>
+        <w:tc>
+          <w:tcPr>
+            <w:tcW w:type="dxa" w:w="907"/>
+          </w:tcPr>
+          <w:p>
+            <w:pPr>
+              <w:spacing w:after="40"/>
+            </w:pPr>
+            <w:r>
+              <w:rPr>
+                <w:sz w:val="17"/>
+              </w:rPr>
+            </w:r>
+            <w:r>
+              <w:rPr>
+                <w:b w:val="0"/>
+                <w:sz w:val="17"/>
+              </w:rPr>
+              <w:t>VS</w:t>
+            </w:r>
+          </w:p>
+        </w:tc>
+        <w:tc>
+          <w:tcPr>
+            <w:tcW w:type="dxa" w:w="3798"/>
+          </w:tcPr>
+          <w:p>
+            <w:pPr>
+              <w:spacing w:after="40"/>
+            </w:pPr>
+            <w:r>
+              <w:rPr>
+                <w:sz w:val="17"/>
+              </w:rPr>
+            </w:r>
+            <w:r>
+              <w:rPr>
+                <w:b w:val="0"/>
+                <w:sz w:val="17"/>
+              </w:rPr>
+              <w:t>Visualisation</w:t>
             </w:r>
           </w:p>
         </w:tc>
